--- a/eng/docx/012.content.docx
+++ b/eng/docx/012.content.docx
@@ -248,18 +248,12 @@
         </w:rPr>
         <w:t xml:space="preserve"> </w:t>
       </w:r>
-      <w:hyperlink r:id="rId13">
-        <w:r>
-          <w:rPr>
-            <w:lang w:val="en_US" w:bidi="en_US"/>
-          </w:rPr>
-          <w:rPr>
-            <w:color w:val="0000EE"/>
-            <w:u w:val="single"/>
-          </w:rPr>
-          <w:t>Dn 2:40</w:t>
-        </w:r>
-      </w:hyperlink>
+      <w:r>
+        <w:rPr>
+          <w:lang w:val="en_US" w:bidi="en_US"/>
+        </w:rPr>
+        <w:t>Dn 2:40</w:t>
+      </w:r>
       <w:r>
         <w:rPr>
           <w:lang w:val="en_US" w:bidi="en_US"/>
@@ -278,54 +272,36 @@
         </w:rPr>
         <w:t xml:space="preserve">, </w:t>
       </w:r>
-      <w:hyperlink r:id="rId14">
-        <w:r>
-          <w:rPr>
-            <w:lang w:val="en_US" w:bidi="en_US"/>
-          </w:rPr>
-          <w:rPr>
-            <w:color w:val="0000EE"/>
-            <w:u w:val="single"/>
-          </w:rPr>
-          <w:t>4:5</w:t>
-        </w:r>
-      </w:hyperlink>
+      <w:r>
+        <w:rPr>
+          <w:lang w:val="en_US" w:bidi="en_US"/>
+        </w:rPr>
+        <w:t>4:5</w:t>
+      </w:r>
       <w:r>
         <w:rPr>
           <w:lang w:val="en_US" w:bidi="en_US"/>
         </w:rPr>
         <w:t xml:space="preserve">, </w:t>
       </w:r>
-      <w:hyperlink r:id="rId15">
-        <w:r>
-          <w:rPr>
-            <w:lang w:val="en_US" w:bidi="en_US"/>
-          </w:rPr>
-          <w:rPr>
-            <w:color w:val="0000EE"/>
-            <w:u w:val="single"/>
-          </w:rPr>
-          <w:t>4:32</w:t>
-        </w:r>
-      </w:hyperlink>
+      <w:r>
+        <w:rPr>
+          <w:lang w:val="en_US" w:bidi="en_US"/>
+        </w:rPr>
+        <w:t>4:32</w:t>
+      </w:r>
       <w:r>
         <w:rPr>
           <w:lang w:val="en_US" w:bidi="en_US"/>
         </w:rPr>
         <w:t xml:space="preserve">, </w:t>
       </w:r>
-      <w:hyperlink r:id="rId16">
-        <w:r>
-          <w:rPr>
-            <w:lang w:val="en_US" w:bidi="en_US"/>
-          </w:rPr>
-          <w:rPr>
-            <w:color w:val="0000EE"/>
-            <w:u w:val="single"/>
-          </w:rPr>
-          <w:t>5:1</w:t>
-        </w:r>
-      </w:hyperlink>
+      <w:r>
+        <w:rPr>
+          <w:lang w:val="en_US" w:bidi="en_US"/>
+        </w:rPr>
+        <w:t>5:1</w:t>
+      </w:r>
       <w:r>
         <w:rPr>
           <w:lang w:val="en_US" w:bidi="en_US"/>
@@ -345,18 +321,12 @@
         </w:rPr>
         <w:t xml:space="preserve"> </w:t>
       </w:r>
-      <w:hyperlink r:id="rId15">
-        <w:r>
-          <w:rPr>
-            <w:lang w:val="en_US" w:bidi="en_US"/>
-          </w:rPr>
-          <w:rPr>
-            <w:color w:val="0000EE"/>
-            <w:u w:val="single"/>
-          </w:rPr>
-          <w:t>4:32</w:t>
-        </w:r>
-      </w:hyperlink>
+      <w:r>
+        <w:rPr>
+          <w:lang w:val="en_US" w:bidi="en_US"/>
+        </w:rPr>
+        <w:t>4:32</w:t>
+      </w:r>
       <w:r>
         <w:rPr>
           <w:lang w:val="en_US" w:bidi="en_US"/>
@@ -388,36 +358,24 @@
         </w:rPr>
         <w:t xml:space="preserve"> to his will he doeth, </w:t>
       </w:r>
-      <w:hyperlink r:id="rId17">
-        <w:r>
-          <w:rPr>
-            <w:lang w:val="en_US" w:bidi="en_US"/>
-          </w:rPr>
-          <w:rPr>
-            <w:color w:val="0000EE"/>
-            <w:u w:val="single"/>
-          </w:rPr>
-          <w:t>Ezr 6:9</w:t>
-        </w:r>
-      </w:hyperlink>
+      <w:r>
+        <w:rPr>
+          <w:lang w:val="en_US" w:bidi="en_US"/>
+        </w:rPr>
+        <w:t>Ezr 6:9</w:t>
+      </w:r>
       <w:r>
         <w:rPr>
           <w:lang w:val="en_US" w:bidi="en_US"/>
         </w:rPr>
         <w:t xml:space="preserve">, </w:t>
       </w:r>
-      <w:hyperlink r:id="rId18">
-        <w:r>
-          <w:rPr>
-            <w:lang w:val="en_US" w:bidi="en_US"/>
-          </w:rPr>
-          <w:rPr>
-            <w:color w:val="0000EE"/>
-            <w:u w:val="single"/>
-          </w:rPr>
-          <w:t>6:18</w:t>
-        </w:r>
-      </w:hyperlink>
+      <w:r>
+        <w:rPr>
+          <w:lang w:val="en_US" w:bidi="en_US"/>
+        </w:rPr>
+        <w:t>6:18</w:t>
+      </w:r>
       <w:r>
         <w:rPr>
           <w:lang w:val="en_US" w:bidi="en_US"/>
@@ -505,18 +463,12 @@
         </w:rPr>
         <w:t xml:space="preserve">), </w:t>
       </w:r>
-      <w:hyperlink r:id="rId19">
-        <w:r>
-          <w:rPr>
-            <w:lang w:val="en_US" w:bidi="en_US"/>
-          </w:rPr>
-          <w:rPr>
-            <w:color w:val="0000EE"/>
-            <w:u w:val="single"/>
-          </w:rPr>
-          <w:t>Dn 4:16</w:t>
-        </w:r>
-      </w:hyperlink>
+      <w:r>
+        <w:rPr>
+          <w:lang w:val="en_US" w:bidi="en_US"/>
+        </w:rPr>
+        <w:t>Dn 4:16</w:t>
+      </w:r>
       <w:r>
         <w:rPr>
           <w:lang w:val="en_US" w:bidi="en_US"/>
@@ -535,18 +487,12 @@
         </w:rPr>
         <w:t xml:space="preserve">, </w:t>
       </w:r>
-      <w:hyperlink r:id="rId20">
-        <w:r>
-          <w:rPr>
-            <w:lang w:val="en_US" w:bidi="en_US"/>
-          </w:rPr>
-          <w:rPr>
-            <w:color w:val="0000EE"/>
-            <w:u w:val="single"/>
-          </w:rPr>
-          <w:t>6:1</w:t>
-        </w:r>
-      </w:hyperlink>
+      <w:r>
+        <w:rPr>
+          <w:lang w:val="en_US" w:bidi="en_US"/>
+        </w:rPr>
+        <w:t>6:1</w:t>
+      </w:r>
       <w:r>
         <w:rPr>
           <w:lang w:val="en_US" w:bidi="en_US"/>
@@ -566,18 +512,12 @@
         </w:rPr>
         <w:t xml:space="preserve">), </w:t>
       </w:r>
-      <w:hyperlink r:id="rId21">
-        <w:r>
-          <w:rPr>
-            <w:lang w:val="en_US" w:bidi="en_US"/>
-          </w:rPr>
-          <w:rPr>
-            <w:color w:val="0000EE"/>
-            <w:u w:val="single"/>
-          </w:rPr>
-          <w:t>6:21</w:t>
-        </w:r>
-      </w:hyperlink>
+      <w:r>
+        <w:rPr>
+          <w:lang w:val="en_US" w:bidi="en_US"/>
+        </w:rPr>
+        <w:t>6:21</w:t>
+      </w:r>
       <w:r>
         <w:rPr>
           <w:lang w:val="en_US" w:bidi="en_US"/>
@@ -781,18 +721,12 @@
         </w:rPr>
         <w:t xml:space="preserve"> </w:t>
       </w:r>
-      <w:hyperlink r:id="rId22">
-        <w:r>
-          <w:rPr>
-            <w:lang w:val="en_US" w:bidi="en_US"/>
-          </w:rPr>
-          <w:rPr>
-            <w:color w:val="0000EE"/>
-            <w:u w:val="single"/>
-          </w:rPr>
-          <w:t>Dn 2:9</w:t>
-        </w:r>
-      </w:hyperlink>
+      <w:r>
+        <w:rPr>
+          <w:lang w:val="en_US" w:bidi="en_US"/>
+        </w:rPr>
+        <w:t>Dn 2:9</w:t>
+      </w:r>
       <w:r>
         <w:rPr>
           <w:lang w:val="en_US" w:bidi="en_US"/>
@@ -1094,18 +1028,12 @@
         </w:rPr>
         <w:t>);—</w:t>
       </w:r>
-      <w:hyperlink r:id="rId23">
-        <w:r>
-          <w:rPr>
-            <w:lang w:val="en_US" w:bidi="en_US"/>
-          </w:rPr>
-          <w:rPr>
-            <w:color w:val="0000EE"/>
-            <w:u w:val="single"/>
-          </w:rPr>
-          <w:t>Dn 7:28</w:t>
-        </w:r>
-      </w:hyperlink>
+      <w:r>
+        <w:rPr>
+          <w:lang w:val="en_US" w:bidi="en_US"/>
+        </w:rPr>
+        <w:t>Dn 7:28</w:t>
+      </w:r>
       <w:r>
         <w:rPr>
           <w:lang w:val="en_US" w:bidi="en_US"/>
@@ -1137,36 +1065,24 @@
         </w:rPr>
         <w:t xml:space="preserve"> (cf. </w:t>
       </w:r>
-      <w:hyperlink r:id="rId24">
-        <w:r>
-          <w:rPr>
-            <w:lang w:val="en_US" w:bidi="en_US"/>
-          </w:rPr>
-          <w:rPr>
-            <w:color w:val="0000EE"/>
-            <w:u w:val="single"/>
-          </w:rPr>
-          <w:t>Je 48:47</w:t>
-        </w:r>
-      </w:hyperlink>
+      <w:r>
+        <w:rPr>
+          <w:lang w:val="en_US" w:bidi="en_US"/>
+        </w:rPr>
+        <w:t>Je 48:47</w:t>
+      </w:r>
       <w:r>
         <w:rPr>
           <w:lang w:val="en_US" w:bidi="en_US"/>
         </w:rPr>
         <w:t xml:space="preserve">, </w:t>
       </w:r>
-      <w:hyperlink r:id="rId25">
-        <w:r>
-          <w:rPr>
-            <w:lang w:val="en_US" w:bidi="en_US"/>
-          </w:rPr>
-          <w:rPr>
-            <w:color w:val="0000EE"/>
-            <w:u w:val="single"/>
-          </w:rPr>
-          <w:t>51:64</w:t>
-        </w:r>
-      </w:hyperlink>
+      <w:r>
+        <w:rPr>
+          <w:lang w:val="en_US" w:bidi="en_US"/>
+        </w:rPr>
+        <w:t>51:64</w:t>
+      </w:r>
       <w:r>
         <w:rPr>
           <w:lang w:val="en_US" w:bidi="en_US"/>
@@ -1383,36 +1299,24 @@
         </w:rPr>
         <w:t xml:space="preserve"> </w:t>
       </w:r>
-      <w:hyperlink r:id="rId26">
-        <w:r>
-          <w:rPr>
-            <w:lang w:val="en_US" w:bidi="en_US"/>
-          </w:rPr>
-          <w:rPr>
-            <w:color w:val="0000EE"/>
-            <w:u w:val="single"/>
-          </w:rPr>
-          <w:t>Dn 2:26</w:t>
-        </w:r>
-      </w:hyperlink>
+      <w:r>
+        <w:rPr>
+          <w:lang w:val="en_US" w:bidi="en_US"/>
+        </w:rPr>
+        <w:t>Dn 2:26</w:t>
+      </w:r>
       <w:r>
         <w:rPr>
           <w:lang w:val="en_US" w:bidi="en_US"/>
         </w:rPr>
         <w:t xml:space="preserve">, </w:t>
       </w:r>
-      <w:hyperlink r:id="rId27">
-        <w:r>
-          <w:rPr>
-            <w:lang w:val="en_US" w:bidi="en_US"/>
-          </w:rPr>
-          <w:rPr>
-            <w:color w:val="0000EE"/>
-            <w:u w:val="single"/>
-          </w:rPr>
-          <w:t>4:15</w:t>
-        </w:r>
-      </w:hyperlink>
+      <w:r>
+        <w:rPr>
+          <w:lang w:val="en_US" w:bidi="en_US"/>
+        </w:rPr>
+        <w:t>4:15</w:t>
+      </w:r>
       <w:r>
         <w:rPr>
           <w:lang w:val="en_US" w:bidi="en_US"/>
@@ -1443,36 +1347,24 @@
         </w:rPr>
         <w:t xml:space="preserve"> </w:t>
       </w:r>
-      <w:hyperlink r:id="rId28">
-        <w:r>
-          <w:rPr>
-            <w:lang w:val="en_US" w:bidi="en_US"/>
-          </w:rPr>
-          <w:rPr>
-            <w:color w:val="0000EE"/>
-            <w:u w:val="single"/>
-          </w:rPr>
-          <w:t>5:8</w:t>
-        </w:r>
-      </w:hyperlink>
+      <w:r>
+        <w:rPr>
+          <w:lang w:val="en_US" w:bidi="en_US"/>
+        </w:rPr>
+        <w:t>5:8</w:t>
+      </w:r>
       <w:r>
         <w:rPr>
           <w:lang w:val="en_US" w:bidi="en_US"/>
         </w:rPr>
         <w:t xml:space="preserve">, </w:t>
       </w:r>
-      <w:hyperlink r:id="rId29">
-        <w:r>
-          <w:rPr>
-            <w:lang w:val="en_US" w:bidi="en_US"/>
-          </w:rPr>
-          <w:rPr>
-            <w:color w:val="0000EE"/>
-            <w:u w:val="single"/>
-          </w:rPr>
-          <w:t>5:15</w:t>
-        </w:r>
-      </w:hyperlink>
+      <w:r>
+        <w:rPr>
+          <w:lang w:val="en_US" w:bidi="en_US"/>
+        </w:rPr>
+        <w:t>5:15</w:t>
+      </w:r>
       <w:r>
         <w:rPr>
           <w:lang w:val="en_US" w:bidi="en_US"/>
@@ -1566,36 +1458,24 @@
         </w:rPr>
         <w:t xml:space="preserve"> </w:t>
       </w:r>
-      <w:hyperlink r:id="rId30">
-        <w:r>
-          <w:rPr>
-            <w:lang w:val="en_US" w:bidi="en_US"/>
-          </w:rPr>
-          <w:rPr>
-            <w:color w:val="0000EE"/>
-            <w:u w:val="single"/>
-          </w:rPr>
-          <w:t>Ezr 7:12</w:t>
-        </w:r>
-      </w:hyperlink>
+      <w:r>
+        <w:rPr>
+          <w:lang w:val="en_US" w:bidi="en_US"/>
+        </w:rPr>
+        <w:t>Ezr 7:12</w:t>
+      </w:r>
       <w:r>
         <w:rPr>
           <w:lang w:val="en_US" w:bidi="en_US"/>
         </w:rPr>
         <w:t xml:space="preserve">, </w:t>
       </w:r>
-      <w:hyperlink r:id="rId31">
-        <w:r>
-          <w:rPr>
-            <w:lang w:val="en_US" w:bidi="en_US"/>
-          </w:rPr>
-          <w:rPr>
-            <w:color w:val="0000EE"/>
-            <w:u w:val="single"/>
-          </w:rPr>
-          <w:t>7:21</w:t>
-        </w:r>
-      </w:hyperlink>
+      <w:r>
+        <w:rPr>
+          <w:lang w:val="en_US" w:bidi="en_US"/>
+        </w:rPr>
+        <w:t>7:21</w:t>
+      </w:r>
       <w:r>
         <w:rPr>
           <w:lang w:val="en_US" w:bidi="en_US"/>
@@ -1626,90 +1506,60 @@
         </w:rPr>
         <w:t xml:space="preserve">- </w:t>
       </w:r>
-      <w:hyperlink r:id="rId17">
-        <w:r>
-          <w:rPr>
-            <w:lang w:val="en_US" w:bidi="en_US"/>
-          </w:rPr>
-          <w:rPr>
-            <w:color w:val="0000EE"/>
-            <w:u w:val="single"/>
-          </w:rPr>
-          <w:t>6:9</w:t>
-        </w:r>
-      </w:hyperlink>
+      <w:r>
+        <w:rPr>
+          <w:lang w:val="en_US" w:bidi="en_US"/>
+        </w:rPr>
+        <w:t>6:9</w:t>
+      </w:r>
       <w:r>
         <w:rPr>
           <w:lang w:val="en_US" w:bidi="en_US"/>
         </w:rPr>
         <w:t xml:space="preserve">, </w:t>
       </w:r>
-      <w:hyperlink r:id="rId32">
-        <w:r>
-          <w:rPr>
-            <w:lang w:val="en_US" w:bidi="en_US"/>
-          </w:rPr>
-          <w:rPr>
-            <w:color w:val="0000EE"/>
-            <w:u w:val="single"/>
-          </w:rPr>
-          <w:t>6:16</w:t>
-        </w:r>
-      </w:hyperlink>
+      <w:r>
+        <w:rPr>
+          <w:lang w:val="en_US" w:bidi="en_US"/>
+        </w:rPr>
+        <w:t>6:16</w:t>
+      </w:r>
       <w:r>
         <w:rPr>
           <w:lang w:val="en_US" w:bidi="en_US"/>
         </w:rPr>
         <w:t xml:space="preserve">, </w:t>
       </w:r>
-      <w:hyperlink r:id="rId18">
-        <w:r>
-          <w:rPr>
-            <w:lang w:val="en_US" w:bidi="en_US"/>
-          </w:rPr>
-          <w:rPr>
-            <w:color w:val="0000EE"/>
-            <w:u w:val="single"/>
-          </w:rPr>
-          <w:t>6:18</w:t>
-        </w:r>
-      </w:hyperlink>
+      <w:r>
+        <w:rPr>
+          <w:lang w:val="en_US" w:bidi="en_US"/>
+        </w:rPr>
+        <w:t>6:18</w:t>
+      </w:r>
       <w:r>
         <w:rPr>
           <w:lang w:val="en_US" w:bidi="en_US"/>
         </w:rPr>
         <w:t xml:space="preserve">, </w:t>
       </w:r>
-      <w:hyperlink r:id="rId33">
-        <w:r>
-          <w:rPr>
-            <w:lang w:val="en_US" w:bidi="en_US"/>
-          </w:rPr>
-          <w:rPr>
-            <w:color w:val="0000EE"/>
-            <w:u w:val="single"/>
-          </w:rPr>
-          <w:t>7:16</w:t>
-        </w:r>
-      </w:hyperlink>
+      <w:r>
+        <w:rPr>
+          <w:lang w:val="en_US" w:bidi="en_US"/>
+        </w:rPr>
+        <w:t>7:16</w:t>
+      </w:r>
       <w:r>
         <w:rPr>
           <w:lang w:val="en_US" w:bidi="en_US"/>
         </w:rPr>
         <w:t xml:space="preserve">, </w:t>
       </w:r>
-      <w:hyperlink r:id="rId34">
-        <w:r>
-          <w:rPr>
-            <w:lang w:val="en_US" w:bidi="en_US"/>
-          </w:rPr>
-          <w:rPr>
-            <w:color w:val="0000EE"/>
-            <w:u w:val="single"/>
-          </w:rPr>
-          <w:t>7:24</w:t>
-        </w:r>
-      </w:hyperlink>
+      <w:r>
+        <w:rPr>
+          <w:lang w:val="en_US" w:bidi="en_US"/>
+        </w:rPr>
+        <w:t>7:24</w:t>
+      </w:r>
       <w:r>
         <w:rPr>
           <w:lang w:val="en_US" w:bidi="en_US"/>
@@ -1728,18 +1578,12 @@
         </w:rPr>
         <w:t>- v:</w:t>
       </w:r>
-      <w:hyperlink r:id="rId35">
-        <w:r>
-          <w:rPr>
-            <w:lang w:val="en_US" w:bidi="en_US"/>
-          </w:rPr>
-          <w:rPr>
-            <w:color w:val="0000EE"/>
-            <w:u w:val="single"/>
-          </w:rPr>
-          <w:t>13</w:t>
-        </w:r>
-      </w:hyperlink>
+      <w:r>
+        <w:rPr>
+          <w:lang w:val="en_US" w:bidi="en_US"/>
+        </w:rPr>
+        <w:t>13</w:t>
+      </w:r>
       <w:r>
         <w:rPr>
           <w:lang w:val="en_US" w:bidi="en_US"/>
@@ -1987,18 +1831,12 @@
         </w:rPr>
         <w:t xml:space="preserve"> </w:t>
       </w:r>
-      <w:hyperlink r:id="rId36">
-        <w:r>
-          <w:rPr>
-            <w:lang w:val="en_US" w:bidi="en_US"/>
-          </w:rPr>
-          <w:rPr>
-            <w:color w:val="0000EE"/>
-            <w:u w:val="single"/>
-          </w:rPr>
-          <w:t>Dn 6:11</w:t>
-        </w:r>
-      </w:hyperlink>
+      <w:r>
+        <w:rPr>
+          <w:lang w:val="en_US" w:bidi="en_US"/>
+        </w:rPr>
+        <w:t>Dn 6:11</w:t>
+      </w:r>
       <w:r>
         <w:rPr>
           <w:lang w:val="en_US" w:bidi="en_US"/>
@@ -2117,18 +1955,12 @@
         </w:rPr>
         <w:t xml:space="preserve"> </w:t>
       </w:r>
-      <w:hyperlink r:id="rId37">
-        <w:r>
-          <w:rPr>
-            <w:lang w:val="en_US" w:bidi="en_US"/>
-          </w:rPr>
-          <w:rPr>
-            <w:color w:val="0000EE"/>
-            <w:u w:val="single"/>
-          </w:rPr>
-          <w:t>Ezr 7:22</w:t>
-        </w:r>
-      </w:hyperlink>
+      <w:r>
+        <w:rPr>
+          <w:lang w:val="en_US" w:bidi="en_US"/>
+        </w:rPr>
+        <w:t>Ezr 7:22</w:t>
+      </w:r>
       <w:r>
         <w:rPr>
           <w:lang w:val="en_US" w:bidi="en_US"/>
@@ -2211,36 +2043,24 @@
         </w:rPr>
         <w:t>);—</w:t>
       </w:r>
-      <w:hyperlink r:id="rId38">
-        <w:r>
-          <w:rPr>
-            <w:lang w:val="en_US" w:bidi="en_US"/>
-          </w:rPr>
-          <w:rPr>
-            <w:color w:val="0000EE"/>
-            <w:u w:val="single"/>
-          </w:rPr>
-          <w:t>Dn 6:28</w:t>
-        </w:r>
-      </w:hyperlink>
+      <w:r>
+        <w:rPr>
+          <w:lang w:val="en_US" w:bidi="en_US"/>
+        </w:rPr>
+        <w:t>Dn 6:28</w:t>
+      </w:r>
       <w:r>
         <w:rPr>
           <w:lang w:val="en_US" w:bidi="en_US"/>
         </w:rPr>
         <w:t xml:space="preserve">, </w:t>
       </w:r>
-      <w:hyperlink r:id="rId39">
-        <w:r>
-          <w:rPr>
-            <w:lang w:val="en_US" w:bidi="en_US"/>
-          </w:rPr>
-          <w:rPr>
-            <w:color w:val="0000EE"/>
-            <w:u w:val="single"/>
-          </w:rPr>
-          <w:t>Ezr 5:13</w:t>
-        </w:r>
-      </w:hyperlink>
+      <w:r>
+        <w:rPr>
+          <w:lang w:val="en_US" w:bidi="en_US"/>
+        </w:rPr>
+        <w:t>Ezr 5:13</w:t>
+      </w:r>
       <w:r>
         <w:rPr>
           <w:lang w:val="en_US" w:bidi="en_US"/>
@@ -2626,18 +2446,12 @@
         </w:rPr>
         <w:t xml:space="preserve"> </w:t>
       </w:r>
-      <w:hyperlink r:id="rId40">
-        <w:r>
-          <w:rPr>
-            <w:lang w:val="en_US" w:bidi="en_US"/>
-          </w:rPr>
-          <w:rPr>
-            <w:color w:val="0000EE"/>
-            <w:u w:val="single"/>
-          </w:rPr>
-          <w:t>Ezr 5:11</w:t>
-        </w:r>
-      </w:hyperlink>
+      <w:r>
+        <w:rPr>
+          <w:lang w:val="en_US" w:bidi="en_US"/>
+        </w:rPr>
+        <w:t>Ezr 5:11</w:t>
+      </w:r>
       <w:r>
         <w:rPr>
           <w:lang w:val="en_US" w:bidi="en_US"/>
@@ -2669,18 +2483,12 @@
         </w:rPr>
         <w:t xml:space="preserve"> </w:t>
       </w:r>
-      <w:hyperlink r:id="rId41">
-        <w:r>
-          <w:rPr>
-            <w:lang w:val="en_US" w:bidi="en_US"/>
-          </w:rPr>
-          <w:rPr>
-            <w:color w:val="0000EE"/>
-            <w:u w:val="single"/>
-          </w:rPr>
-          <w:t>6:14</w:t>
-        </w:r>
-      </w:hyperlink>
+      <w:r>
+        <w:rPr>
+          <w:lang w:val="en_US" w:bidi="en_US"/>
+        </w:rPr>
+        <w:t>6:14</w:t>
+      </w:r>
       <w:r>
         <w:rPr>
           <w:lang w:val="en_US" w:bidi="en_US"/>
@@ -2699,18 +2507,12 @@
         </w:rPr>
         <w:t xml:space="preserve"> acc. rei) </w:t>
       </w:r>
-      <w:hyperlink r:id="rId42">
-        <w:r>
-          <w:rPr>
-            <w:lang w:val="en_US" w:bidi="en_US"/>
-          </w:rPr>
-          <w:rPr>
-            <w:color w:val="0000EE"/>
-            <w:u w:val="single"/>
-          </w:rPr>
-          <w:t>4:12</w:t>
-        </w:r>
-      </w:hyperlink>
+      <w:r>
+        <w:rPr>
+          <w:lang w:val="en_US" w:bidi="en_US"/>
+        </w:rPr>
+        <w:t>4:12</w:t>
+      </w:r>
       <w:r>
         <w:rPr>
           <w:lang w:val="en_US" w:bidi="en_US"/>
@@ -2790,36 +2592,24 @@
         </w:rPr>
         <w:t xml:space="preserve">, acc. rei </w:t>
       </w:r>
-      <w:hyperlink r:id="rId43">
-        <w:r>
-          <w:rPr>
-            <w:lang w:val="en_US" w:bidi="en_US"/>
-          </w:rPr>
-          <w:rPr>
-            <w:color w:val="0000EE"/>
-            <w:u w:val="single"/>
-          </w:rPr>
-          <w:t>5:3</w:t>
-        </w:r>
-      </w:hyperlink>
+      <w:r>
+        <w:rPr>
+          <w:lang w:val="en_US" w:bidi="en_US"/>
+        </w:rPr>
+        <w:t>5:3</w:t>
+      </w:r>
       <w:r>
         <w:rPr>
           <w:lang w:val="en_US" w:bidi="en_US"/>
         </w:rPr>
         <w:t xml:space="preserve">; </w:t>
       </w:r>
-      <w:hyperlink r:id="rId44">
-        <w:r>
-          <w:rPr>
-            <w:lang w:val="en_US" w:bidi="en_US"/>
-          </w:rPr>
-          <w:rPr>
-            <w:color w:val="0000EE"/>
-            <w:u w:val="single"/>
-          </w:rPr>
-          <w:t>5:9</w:t>
-        </w:r>
-      </w:hyperlink>
+      <w:r>
+        <w:rPr>
+          <w:lang w:val="en_US" w:bidi="en_US"/>
+        </w:rPr>
+        <w:t>5:9</w:t>
+      </w:r>
       <w:r>
         <w:rPr>
           <w:lang w:val="en_US" w:bidi="en_US"/>
@@ -2877,36 +2667,24 @@
         </w:rPr>
         <w:t xml:space="preserve"> </w:t>
       </w:r>
-      <w:hyperlink r:id="rId45">
-        <w:r>
-          <w:rPr>
-            <w:lang w:val="en_US" w:bidi="en_US"/>
-          </w:rPr>
-          <w:rPr>
-            <w:color w:val="0000EE"/>
-            <w:u w:val="single"/>
-          </w:rPr>
-          <w:t>4:13</w:t>
-        </w:r>
-      </w:hyperlink>
+      <w:r>
+        <w:rPr>
+          <w:lang w:val="en_US" w:bidi="en_US"/>
+        </w:rPr>
+        <w:t>4:13</w:t>
+      </w:r>
       <w:r>
         <w:rPr>
           <w:lang w:val="en_US" w:bidi="en_US"/>
         </w:rPr>
         <w:t xml:space="preserve">, </w:t>
       </w:r>
-      <w:hyperlink r:id="rId46">
-        <w:r>
-          <w:rPr>
-            <w:lang w:val="en_US" w:bidi="en_US"/>
-          </w:rPr>
-          <w:rPr>
-            <w:color w:val="0000EE"/>
-            <w:u w:val="single"/>
-          </w:rPr>
-          <w:t>4:16</w:t>
-        </w:r>
-      </w:hyperlink>
+      <w:r>
+        <w:rPr>
+          <w:lang w:val="en_US" w:bidi="en_US"/>
+        </w:rPr>
+        <w:t>4:16</w:t>
+      </w:r>
       <w:r>
         <w:rPr>
           <w:lang w:val="en_US" w:bidi="en_US"/>
@@ -3012,18 +2790,12 @@
         </w:rPr>
         <w:t xml:space="preserve"> </w:t>
       </w:r>
-      <w:hyperlink r:id="rId13">
-        <w:r>
-          <w:rPr>
-            <w:lang w:val="en_US" w:bidi="en_US"/>
-          </w:rPr>
-          <w:rPr>
-            <w:color w:val="0000EE"/>
-            <w:u w:val="single"/>
-          </w:rPr>
-          <w:t>Dn 2:40</w:t>
-        </w:r>
-      </w:hyperlink>
+      <w:r>
+        <w:rPr>
+          <w:lang w:val="en_US" w:bidi="en_US"/>
+        </w:rPr>
+        <w:t>Dn 2:40</w:t>
+      </w:r>
       <w:r>
         <w:rPr>
           <w:lang w:val="en_US" w:bidi="en_US"/>
@@ -3042,36 +2814,24 @@
         </w:rPr>
         <w:t xml:space="preserve"> </w:t>
       </w:r>
-      <w:hyperlink r:id="rId47">
-        <w:r>
-          <w:rPr>
-            <w:lang w:val="en_US" w:bidi="en_US"/>
-          </w:rPr>
-          <w:rPr>
-            <w:color w:val="0000EE"/>
-            <w:u w:val="single"/>
-          </w:rPr>
-          <w:t>2:12</w:t>
-        </w:r>
-      </w:hyperlink>
+      <w:r>
+        <w:rPr>
+          <w:lang w:val="en_US" w:bidi="en_US"/>
+        </w:rPr>
+        <w:t>2:12</w:t>
+      </w:r>
       <w:r>
         <w:rPr>
           <w:lang w:val="en_US" w:bidi="en_US"/>
         </w:rPr>
         <w:t xml:space="preserve">, </w:t>
       </w:r>
-      <w:hyperlink r:id="rId48">
-        <w:r>
-          <w:rPr>
-            <w:lang w:val="en_US" w:bidi="en_US"/>
-          </w:rPr>
-          <w:rPr>
-            <w:color w:val="0000EE"/>
-            <w:u w:val="single"/>
-          </w:rPr>
-          <w:t>3:2</w:t>
-        </w:r>
-      </w:hyperlink>
+      <w:r>
+        <w:rPr>
+          <w:lang w:val="en_US" w:bidi="en_US"/>
+        </w:rPr>
+        <w:t>3:2</w:t>
+      </w:r>
       <w:r>
         <w:rPr>
           <w:lang w:val="en_US" w:bidi="en_US"/>
@@ -3090,18 +2850,12 @@
         </w:rPr>
         <w:t xml:space="preserve"> </w:t>
       </w:r>
-      <w:hyperlink r:id="rId49">
-        <w:r>
-          <w:rPr>
-            <w:lang w:val="en_US" w:bidi="en_US"/>
-          </w:rPr>
-          <w:rPr>
-            <w:color w:val="0000EE"/>
-            <w:u w:val="single"/>
-          </w:rPr>
-          <w:t>2:8</w:t>
-        </w:r>
-      </w:hyperlink>
+      <w:r>
+        <w:rPr>
+          <w:lang w:val="en_US" w:bidi="en_US"/>
+        </w:rPr>
+        <w:t>2:8</w:t>
+      </w:r>
       <w:r>
         <w:rPr>
           <w:lang w:val="en_US" w:bidi="en_US"/>
@@ -3170,36 +2924,24 @@
         </w:rPr>
         <w:t xml:space="preserve"> ii b. 18) † </w:t>
       </w:r>
-      <w:hyperlink r:id="rId50">
-        <w:r>
-          <w:rPr>
-            <w:lang w:val="en_US" w:bidi="en_US"/>
-          </w:rPr>
-          <w:rPr>
-            <w:color w:val="0000EE"/>
-            <w:u w:val="single"/>
-          </w:rPr>
-          <w:t>2:38</w:t>
-        </w:r>
-      </w:hyperlink>
+      <w:r>
+        <w:rPr>
+          <w:lang w:val="en_US" w:bidi="en_US"/>
+        </w:rPr>
+        <w:t>2:38</w:t>
+      </w:r>
       <w:r>
         <w:rPr>
           <w:lang w:val="en_US" w:bidi="en_US"/>
         </w:rPr>
         <w:t xml:space="preserve">, </w:t>
       </w:r>
-      <w:hyperlink r:id="rId51">
-        <w:r>
-          <w:rPr>
-            <w:lang w:val="en_US" w:bidi="en_US"/>
-          </w:rPr>
-          <w:rPr>
-            <w:color w:val="0000EE"/>
-            <w:u w:val="single"/>
-          </w:rPr>
-          <w:t>7:19</w:t>
-        </w:r>
-      </w:hyperlink>
+      <w:r>
+        <w:rPr>
+          <w:lang w:val="en_US" w:bidi="en_US"/>
+        </w:rPr>
+        <w:t>7:19</w:t>
+      </w:r>
       <w:r>
         <w:rPr>
           <w:lang w:val="en_US" w:bidi="en_US"/>
@@ -3268,72 +3010,48 @@
         </w:rPr>
         <w:t xml:space="preserve"> the wise men of B. </w:t>
       </w:r>
-      <w:hyperlink r:id="rId48">
-        <w:r>
-          <w:rPr>
-            <w:lang w:val="en_US" w:bidi="en_US"/>
-          </w:rPr>
-          <w:rPr>
-            <w:color w:val="0000EE"/>
-            <w:u w:val="single"/>
-          </w:rPr>
-          <w:t>3:2</w:t>
-        </w:r>
-      </w:hyperlink>
+      <w:r>
+        <w:rPr>
+          <w:lang w:val="en_US" w:bidi="en_US"/>
+        </w:rPr>
+        <w:t>3:2</w:t>
+      </w:r>
       <w:r>
         <w:rPr>
           <w:lang w:val="en_US" w:bidi="en_US"/>
         </w:rPr>
         <w:t xml:space="preserve">, </w:t>
       </w:r>
-      <w:hyperlink r:id="rId52">
-        <w:r>
-          <w:rPr>
-            <w:lang w:val="en_US" w:bidi="en_US"/>
-          </w:rPr>
-          <w:rPr>
-            <w:color w:val="0000EE"/>
-            <w:u w:val="single"/>
-          </w:rPr>
-          <w:t>3:3</w:t>
-        </w:r>
-      </w:hyperlink>
+      <w:r>
+        <w:rPr>
+          <w:lang w:val="en_US" w:bidi="en_US"/>
+        </w:rPr>
+        <w:t>3:3</w:t>
+      </w:r>
       <w:r>
         <w:rPr>
           <w:lang w:val="en_US" w:bidi="en_US"/>
         </w:rPr>
         <w:t xml:space="preserve">, </w:t>
       </w:r>
-      <w:hyperlink r:id="rId53">
-        <w:r>
-          <w:rPr>
-            <w:lang w:val="en_US" w:bidi="en_US"/>
-          </w:rPr>
-          <w:rPr>
-            <w:color w:val="0000EE"/>
-            <w:u w:val="single"/>
-          </w:rPr>
-          <w:t>3:5</w:t>
-        </w:r>
-      </w:hyperlink>
+      <w:r>
+        <w:rPr>
+          <w:lang w:val="en_US" w:bidi="en_US"/>
+        </w:rPr>
+        <w:t>3:5</w:t>
+      </w:r>
       <w:r>
         <w:rPr>
           <w:lang w:val="en_US" w:bidi="en_US"/>
         </w:rPr>
         <w:t xml:space="preserve">, etc.; </w:t>
       </w:r>
-      <w:hyperlink r:id="rId54">
-        <w:r>
-          <w:rPr>
-            <w:lang w:val="en_US" w:bidi="en_US"/>
-          </w:rPr>
-          <w:rPr>
-            <w:color w:val="0000EE"/>
-            <w:u w:val="single"/>
-          </w:rPr>
-          <w:t>6:2</w:t>
-        </w:r>
-      </w:hyperlink>
+      <w:r>
+        <w:rPr>
+          <w:lang w:val="en_US" w:bidi="en_US"/>
+        </w:rPr>
+        <w:t>6:2</w:t>
+      </w:r>
       <w:r>
         <w:rPr>
           <w:lang w:val="en_US" w:bidi="en_US"/>
@@ -3365,18 +3083,12 @@
         </w:rPr>
         <w:t xml:space="preserve"> the kingdom, v:</w:t>
       </w:r>
-      <w:hyperlink r:id="rId55">
-        <w:r>
-          <w:rPr>
-            <w:lang w:val="en_US" w:bidi="en_US"/>
-          </w:rPr>
-          <w:rPr>
-            <w:color w:val="0000EE"/>
-            <w:u w:val="single"/>
-          </w:rPr>
-          <w:t>4</w:t>
-        </w:r>
-      </w:hyperlink>
+      <w:r>
+        <w:rPr>
+          <w:lang w:val="en_US" w:bidi="en_US"/>
+        </w:rPr>
+        <w:t>4</w:t>
+      </w:r>
       <w:r>
         <w:rPr>
           <w:lang w:val="en_US" w:bidi="en_US"/>
@@ -3408,36 +3120,24 @@
         </w:rPr>
         <w:t xml:space="preserve"> them, </w:t>
       </w:r>
-      <w:hyperlink r:id="rId50">
-        <w:r>
-          <w:rPr>
-            <w:lang w:val="en_US" w:bidi="en_US"/>
-          </w:rPr>
-          <w:rPr>
-            <w:color w:val="0000EE"/>
-            <w:u w:val="single"/>
-          </w:rPr>
-          <w:t>2:38</w:t>
-        </w:r>
-      </w:hyperlink>
+      <w:r>
+        <w:rPr>
+          <w:lang w:val="en_US" w:bidi="en_US"/>
+        </w:rPr>
+        <w:t>2:38</w:t>
+      </w:r>
       <w:r>
         <w:rPr>
           <w:lang w:val="en_US" w:bidi="en_US"/>
         </w:rPr>
         <w:t xml:space="preserve">, </w:t>
       </w:r>
-      <w:hyperlink r:id="rId51">
-        <w:r>
-          <w:rPr>
-            <w:lang w:val="en_US" w:bidi="en_US"/>
-          </w:rPr>
-          <w:rPr>
-            <w:color w:val="0000EE"/>
-            <w:u w:val="single"/>
-          </w:rPr>
-          <w:t>7:19</w:t>
-        </w:r>
-      </w:hyperlink>
+      <w:r>
+        <w:rPr>
+          <w:lang w:val="en_US" w:bidi="en_US"/>
+        </w:rPr>
+        <w:t>7:19</w:t>
+      </w:r>
       <w:r>
         <w:rPr>
           <w:lang w:val="en_US" w:bidi="en_US"/>
@@ -3496,18 +3196,12 @@
         </w:rPr>
         <w:t>):</w:t>
       </w:r>
-      <w:hyperlink r:id="rId56">
-        <w:r>
-          <w:rPr>
-            <w:lang w:val="en_US" w:bidi="en_US"/>
-          </w:rPr>
-          <w:rPr>
-            <w:color w:val="0000EE"/>
-            <w:u w:val="single"/>
-          </w:rPr>
-          <w:t>3:29</w:t>
-        </w:r>
-      </w:hyperlink>
+      <w:r>
+        <w:rPr>
+          <w:lang w:val="en_US" w:bidi="en_US"/>
+        </w:rPr>
+        <w:t>3:29</w:t>
+      </w:r>
       <w:r>
         <w:rPr>
           <w:lang w:val="en_US" w:bidi="en_US"/>
@@ -3551,18 +3245,12 @@
         </w:rPr>
         <w:t xml:space="preserve"> people, nation, and language, etc., </w:t>
       </w:r>
-      <w:hyperlink r:id="rId57">
-        <w:r>
-          <w:rPr>
-            <w:lang w:val="en_US" w:bidi="en_US"/>
-          </w:rPr>
-          <w:rPr>
-            <w:color w:val="0000EE"/>
-            <w:u w:val="single"/>
-          </w:rPr>
-          <w:t>6:8</w:t>
-        </w:r>
-      </w:hyperlink>
+      <w:r>
+        <w:rPr>
+          <w:lang w:val="en_US" w:bidi="en_US"/>
+        </w:rPr>
+        <w:t>6:8</w:t>
+      </w:r>
       <w:r>
         <w:rPr>
           <w:lang w:val="en_US" w:bidi="en_US"/>
@@ -3594,18 +3282,12 @@
         </w:rPr>
         <w:t xml:space="preserve"> god, </w:t>
       </w:r>
-      <w:hyperlink r:id="rId58">
-        <w:r>
-          <w:rPr>
-            <w:lang w:val="en_US" w:bidi="en_US"/>
-          </w:rPr>
-          <w:rPr>
-            <w:color w:val="0000EE"/>
-            <w:u w:val="single"/>
-          </w:rPr>
-          <w:t>Ezr 6:12</w:t>
-        </w:r>
-      </w:hyperlink>
+      <w:r>
+        <w:rPr>
+          <w:lang w:val="en_US" w:bidi="en_US"/>
+        </w:rPr>
+        <w:t>Ezr 6:12</w:t>
+      </w:r>
       <w:r>
         <w:rPr>
           <w:lang w:val="en_US" w:bidi="en_US"/>
@@ -3649,90 +3331,60 @@
         </w:rPr>
         <w:t xml:space="preserve"> </w:t>
       </w:r>
-      <w:hyperlink r:id="rId59">
-        <w:r>
-          <w:rPr>
-            <w:lang w:val="en_US" w:bidi="en_US"/>
-          </w:rPr>
-          <w:rPr>
-            <w:color w:val="0000EE"/>
-            <w:u w:val="single"/>
-          </w:rPr>
-          <w:t>Dn 3:10</w:t>
-        </w:r>
-      </w:hyperlink>
+      <w:r>
+        <w:rPr>
+          <w:lang w:val="en_US" w:bidi="en_US"/>
+        </w:rPr>
+        <w:t>Dn 3:10</w:t>
+      </w:r>
       <w:r>
         <w:rPr>
           <w:lang w:val="en_US" w:bidi="en_US"/>
         </w:rPr>
         <w:t xml:space="preserve">, </w:t>
       </w:r>
-      <w:hyperlink r:id="rId60">
-        <w:r>
-          <w:rPr>
-            <w:lang w:val="en_US" w:bidi="en_US"/>
-          </w:rPr>
-          <w:rPr>
-            <w:color w:val="0000EE"/>
-            <w:u w:val="single"/>
-          </w:rPr>
-          <w:t>5:7</w:t>
-        </w:r>
-      </w:hyperlink>
+      <w:r>
+        <w:rPr>
+          <w:lang w:val="en_US" w:bidi="en_US"/>
+        </w:rPr>
+        <w:t>5:7</w:t>
+      </w:r>
       <w:r>
         <w:rPr>
           <w:lang w:val="en_US" w:bidi="en_US"/>
         </w:rPr>
         <w:t xml:space="preserve">, </w:t>
       </w:r>
-      <w:hyperlink r:id="rId61">
-        <w:r>
-          <w:rPr>
-            <w:lang w:val="en_US" w:bidi="en_US"/>
-          </w:rPr>
-          <w:rPr>
-            <w:color w:val="0000EE"/>
-            <w:u w:val="single"/>
-          </w:rPr>
-          <w:t>6:13</w:t>
-        </w:r>
-      </w:hyperlink>
+      <w:r>
+        <w:rPr>
+          <w:lang w:val="en_US" w:bidi="en_US"/>
+        </w:rPr>
+        <w:t>6:13</w:t>
+      </w:r>
       <w:r>
         <w:rPr>
           <w:lang w:val="en_US" w:bidi="en_US"/>
         </w:rPr>
         <w:t xml:space="preserve">, </w:t>
       </w:r>
-      <w:hyperlink r:id="rId62">
-        <w:r>
-          <w:rPr>
-            <w:lang w:val="en_US" w:bidi="en_US"/>
-          </w:rPr>
-          <w:rPr>
-            <w:color w:val="0000EE"/>
-            <w:u w:val="single"/>
-          </w:rPr>
-          <w:t>Ezr 6:11</w:t>
-        </w:r>
-      </w:hyperlink>
+      <w:r>
+        <w:rPr>
+          <w:lang w:val="en_US" w:bidi="en_US"/>
+        </w:rPr>
+        <w:t>Ezr 6:11</w:t>
+      </w:r>
       <w:r>
         <w:rPr>
           <w:lang w:val="en_US" w:bidi="en_US"/>
         </w:rPr>
         <w:t xml:space="preserve">; </w:t>
       </w:r>
-      <w:hyperlink r:id="rId63">
-        <w:r>
-          <w:rPr>
-            <w:lang w:val="en_US" w:bidi="en_US"/>
-          </w:rPr>
-          <w:rPr>
-            <w:color w:val="0000EE"/>
-            <w:u w:val="single"/>
-          </w:rPr>
-          <w:t>Dn 2:10</w:t>
-        </w:r>
-      </w:hyperlink>
+      <w:r>
+        <w:rPr>
+          <w:lang w:val="en_US" w:bidi="en_US"/>
+        </w:rPr>
+        <w:t>Dn 2:10</w:t>
+      </w:r>
       <w:r>
         <w:rPr>
           <w:lang w:val="en_US" w:bidi="en_US"/>
@@ -3788,72 +3440,48 @@
         </w:rPr>
         <w:t xml:space="preserve"> king hath asked … , v:</w:t>
       </w:r>
-      <w:hyperlink r:id="rId64">
-        <w:r>
-          <w:rPr>
-            <w:lang w:val="en_US" w:bidi="en_US"/>
-          </w:rPr>
-          <w:rPr>
-            <w:color w:val="0000EE"/>
-            <w:u w:val="single"/>
-          </w:rPr>
-          <w:t>35</w:t>
-        </w:r>
-      </w:hyperlink>
+      <w:r>
+        <w:rPr>
+          <w:lang w:val="en_US" w:bidi="en_US"/>
+        </w:rPr>
+        <w:t>35</w:t>
+      </w:r>
       <w:r>
         <w:rPr>
           <w:lang w:val="en_US" w:bidi="en_US"/>
         </w:rPr>
         <w:t xml:space="preserve">, </w:t>
       </w:r>
-      <w:hyperlink r:id="rId65">
-        <w:r>
-          <w:rPr>
-            <w:lang w:val="en_US" w:bidi="en_US"/>
-          </w:rPr>
-          <w:rPr>
-            <w:color w:val="0000EE"/>
-            <w:u w:val="single"/>
-          </w:rPr>
-          <w:t>4:6</w:t>
-        </w:r>
-      </w:hyperlink>
+      <w:r>
+        <w:rPr>
+          <w:lang w:val="en_US" w:bidi="en_US"/>
+        </w:rPr>
+        <w:t>4:6</w:t>
+      </w:r>
       <w:r>
         <w:rPr>
           <w:lang w:val="en_US" w:bidi="en_US"/>
         </w:rPr>
         <w:t xml:space="preserve">, </w:t>
       </w:r>
-      <w:hyperlink r:id="rId66">
-        <w:r>
-          <w:rPr>
-            <w:lang w:val="en_US" w:bidi="en_US"/>
-          </w:rPr>
-          <w:rPr>
-            <w:color w:val="0000EE"/>
-            <w:u w:val="single"/>
-          </w:rPr>
-          <w:t>6:5</w:t>
-        </w:r>
-      </w:hyperlink>
+      <w:r>
+        <w:rPr>
+          <w:lang w:val="en_US" w:bidi="en_US"/>
+        </w:rPr>
+        <w:t>6:5</w:t>
+      </w:r>
       <w:r>
         <w:rPr>
           <w:lang w:val="en_US" w:bidi="en_US"/>
         </w:rPr>
         <w:t xml:space="preserve">, </w:t>
       </w:r>
-      <w:hyperlink r:id="rId67">
-        <w:r>
-          <w:rPr>
-            <w:lang w:val="en_US" w:bidi="en_US"/>
-          </w:rPr>
-          <w:rPr>
-            <w:color w:val="0000EE"/>
-            <w:u w:val="single"/>
-          </w:rPr>
-          <w:t>6:24</w:t>
-        </w:r>
-      </w:hyperlink>
+      <w:r>
+        <w:rPr>
+          <w:lang w:val="en_US" w:bidi="en_US"/>
+        </w:rPr>
+        <w:t>6:24</w:t>
+      </w:r>
       <w:r>
         <w:rPr>
           <w:lang w:val="en_US" w:bidi="en_US"/>
@@ -3897,36 +3525,24 @@
         </w:rPr>
         <w:t xml:space="preserve"> </w:t>
       </w:r>
-      <w:hyperlink r:id="rId57">
-        <w:r>
-          <w:rPr>
-            <w:lang w:val="en_US" w:bidi="en_US"/>
-          </w:rPr>
-          <w:rPr>
-            <w:color w:val="0000EE"/>
-            <w:u w:val="single"/>
-          </w:rPr>
-          <w:t>6:8</w:t>
-        </w:r>
-      </w:hyperlink>
+      <w:r>
+        <w:rPr>
+          <w:lang w:val="en_US" w:bidi="en_US"/>
+        </w:rPr>
+        <w:t>6:8</w:t>
+      </w:r>
       <w:r>
         <w:rPr>
           <w:lang w:val="en_US" w:bidi="en_US"/>
         </w:rPr>
         <w:t xml:space="preserve">, </w:t>
       </w:r>
-      <w:hyperlink r:id="rId68">
-        <w:r>
-          <w:rPr>
-            <w:lang w:val="en_US" w:bidi="en_US"/>
-          </w:rPr>
-          <w:rPr>
-            <w:color w:val="0000EE"/>
-            <w:u w:val="single"/>
-          </w:rPr>
-          <w:t>Ezr 7:26</w:t>
-        </w:r>
-      </w:hyperlink>
+      <w:r>
+        <w:rPr>
+          <w:lang w:val="en_US" w:bidi="en_US"/>
+        </w:rPr>
+        <w:t>Ezr 7:26</w:t>
+      </w:r>
       <w:r>
         <w:rPr>
           <w:lang w:val="en_US" w:bidi="en_US"/>
@@ -3946,18 +3562,12 @@
         </w:rPr>
         <w:t xml:space="preserve"> v:</w:t>
       </w:r>
-      <w:hyperlink r:id="rId69">
-        <w:r>
-          <w:rPr>
-            <w:lang w:val="en_US" w:bidi="en_US"/>
-          </w:rPr>
-          <w:rPr>
-            <w:color w:val="0000EE"/>
-            <w:u w:val="single"/>
-          </w:rPr>
-          <w:t>23</w:t>
-        </w:r>
-      </w:hyperlink>
+      <w:r>
+        <w:rPr>
+          <w:lang w:val="en_US" w:bidi="en_US"/>
+        </w:rPr>
+        <w:t>23</w:t>
+      </w:r>
       <w:r>
         <w:rPr>
           <w:lang w:val="en_US" w:bidi="en_US"/>
@@ -3989,18 +3599,12 @@
         </w:rPr>
         <w:t xml:space="preserve"> </w:t>
       </w:r>
-      <w:hyperlink r:id="rId50">
-        <w:r>
-          <w:rPr>
-            <w:lang w:val="en_US" w:bidi="en_US"/>
-          </w:rPr>
-          <w:rPr>
-            <w:color w:val="0000EE"/>
-            <w:u w:val="single"/>
-          </w:rPr>
-          <w:t>Dn 2:38</w:t>
-        </w:r>
-      </w:hyperlink>
+      <w:r>
+        <w:rPr>
+          <w:lang w:val="en_US" w:bidi="en_US"/>
+        </w:rPr>
+        <w:t>Dn 2:38</w:t>
+      </w:r>
       <w:r>
         <w:rPr>
           <w:lang w:val="en_US" w:bidi="en_US"/>
@@ -4094,18 +3698,12 @@
         </w:rPr>
         <w:t>):</w:t>
       </w:r>
-      <w:hyperlink r:id="rId13">
-        <w:r>
-          <w:rPr>
-            <w:lang w:val="en_US" w:bidi="en_US"/>
-          </w:rPr>
-          <w:rPr>
-            <w:color w:val="0000EE"/>
-            <w:u w:val="single"/>
-          </w:rPr>
-          <w:t>Dn 2:40</w:t>
-        </w:r>
-      </w:hyperlink>
+      <w:r>
+        <w:rPr>
+          <w:lang w:val="en_US" w:bidi="en_US"/>
+        </w:rPr>
+        <w:t>Dn 2:40</w:t>
+      </w:r>
       <w:r>
         <w:rPr>
           <w:lang w:val="en_US" w:bidi="en_US"/>
@@ -4137,36 +3735,24 @@
         </w:rPr>
         <w:t xml:space="preserve"> </w:t>
       </w:r>
-      <w:hyperlink r:id="rId70">
-        <w:r>
-          <w:rPr>
-            <w:lang w:val="en_US" w:bidi="en_US"/>
-          </w:rPr>
-          <w:rPr>
-            <w:color w:val="0000EE"/>
-            <w:u w:val="single"/>
-          </w:rPr>
-          <w:t>4:9</w:t>
-        </w:r>
-      </w:hyperlink>
+      <w:r>
+        <w:rPr>
+          <w:lang w:val="en_US" w:bidi="en_US"/>
+        </w:rPr>
+        <w:t>4:9</w:t>
+      </w:r>
       <w:r>
         <w:rPr>
           <w:lang w:val="en_US" w:bidi="en_US"/>
         </w:rPr>
         <w:t xml:space="preserve">, </w:t>
       </w:r>
-      <w:hyperlink r:id="rId71">
-        <w:r>
-          <w:rPr>
-            <w:lang w:val="en_US" w:bidi="en_US"/>
-          </w:rPr>
-          <w:rPr>
-            <w:color w:val="0000EE"/>
-            <w:u w:val="single"/>
-          </w:rPr>
-          <w:t>4:18</w:t>
-        </w:r>
-      </w:hyperlink>
+      <w:r>
+        <w:rPr>
+          <w:lang w:val="en_US" w:bidi="en_US"/>
+        </w:rPr>
+        <w:t>4:18</w:t>
+      </w:r>
       <w:r>
         <w:rPr>
           <w:lang w:val="en_US" w:bidi="en_US"/>
@@ -4198,18 +3784,12 @@
         </w:rPr>
         <w:t xml:space="preserve"> was in it, v:</w:t>
       </w:r>
-      <w:hyperlink r:id="rId72">
-        <w:r>
-          <w:rPr>
-            <w:lang w:val="en_US" w:bidi="en_US"/>
-          </w:rPr>
-          <w:rPr>
-            <w:color w:val="0000EE"/>
-            <w:u w:val="single"/>
-          </w:rPr>
-          <w:t>25</w:t>
-        </w:r>
-      </w:hyperlink>
+      <w:r>
+        <w:rPr>
+          <w:lang w:val="en_US" w:bidi="en_US"/>
+        </w:rPr>
+        <w:t>25</w:t>
+      </w:r>
       <w:r>
         <w:rPr>
           <w:lang w:val="en_US" w:bidi="en_US"/>
@@ -4253,36 +3833,24 @@
         </w:rPr>
         <w:t xml:space="preserve"> </w:t>
       </w:r>
-      <w:hyperlink r:id="rId73">
-        <w:r>
-          <w:rPr>
-            <w:lang w:val="en_US" w:bidi="en_US"/>
-          </w:rPr>
-          <w:rPr>
-            <w:color w:val="0000EE"/>
-            <w:u w:val="single"/>
-          </w:rPr>
-          <w:t>Jos 21:43</w:t>
-        </w:r>
-      </w:hyperlink>
+      <w:r>
+        <w:rPr>
+          <w:lang w:val="en_US" w:bidi="en_US"/>
+        </w:rPr>
+        <w:t>Jos 21:43</w:t>
+      </w:r>
       <w:r>
         <w:rPr>
           <w:lang w:val="en_US" w:bidi="en_US"/>
         </w:rPr>
         <w:t xml:space="preserve">), </w:t>
       </w:r>
-      <w:hyperlink r:id="rId74">
-        <w:r>
-          <w:rPr>
-            <w:lang w:val="en_US" w:bidi="en_US"/>
-          </w:rPr>
-          <w:rPr>
-            <w:color w:val="0000EE"/>
-            <w:u w:val="single"/>
-          </w:rPr>
-          <w:t>Ezr 5:7</w:t>
-        </w:r>
-      </w:hyperlink>
+      <w:r>
+        <w:rPr>
+          <w:lang w:val="en_US" w:bidi="en_US"/>
+        </w:rPr>
+        <w:t>Ezr 5:7</w:t>
+      </w:r>
       <w:r>
         <w:rPr>
           <w:lang w:val="en_US" w:bidi="en_US"/>
@@ -4556,18 +4124,12 @@
         </w:rPr>
         <w:t xml:space="preserve"> B 5), </w:t>
       </w:r>
-      <w:hyperlink r:id="rId75">
-        <w:r>
-          <w:rPr>
-            <w:lang w:val="en_US" w:bidi="en_US"/>
-          </w:rPr>
-          <w:rPr>
-            <w:color w:val="0000EE"/>
-            <w:u w:val="single"/>
-          </w:rPr>
-          <w:t>Dn 2:24</w:t>
-        </w:r>
-      </w:hyperlink>
+      <w:r>
+        <w:rPr>
+          <w:lang w:val="en_US" w:bidi="en_US"/>
+        </w:rPr>
+        <w:t>Dn 2:24</w:t>
+      </w:r>
       <w:r>
         <w:rPr>
           <w:lang w:val="en_US" w:bidi="en_US"/>
@@ -4586,126 +4148,84 @@
         </w:rPr>
         <w:t>, v:</w:t>
       </w:r>
-      <w:hyperlink r:id="rId76">
-        <w:r>
-          <w:rPr>
-            <w:lang w:val="en_US" w:bidi="en_US"/>
-          </w:rPr>
-          <w:rPr>
-            <w:color w:val="0000EE"/>
-            <w:u w:val="single"/>
-          </w:rPr>
-          <w:t>25</w:t>
-        </w:r>
-      </w:hyperlink>
+      <w:r>
+        <w:rPr>
+          <w:lang w:val="en_US" w:bidi="en_US"/>
+        </w:rPr>
+        <w:t>25</w:t>
+      </w:r>
       <w:r>
         <w:rPr>
           <w:lang w:val="en_US" w:bidi="en_US"/>
         </w:rPr>
         <w:t xml:space="preserve">, </w:t>
       </w:r>
-      <w:hyperlink r:id="rId77">
-        <w:r>
-          <w:rPr>
-            <w:lang w:val="en_US" w:bidi="en_US"/>
-          </w:rPr>
-          <w:rPr>
-            <w:color w:val="0000EE"/>
-            <w:u w:val="single"/>
-          </w:rPr>
-          <w:t>4:11</w:t>
-        </w:r>
-      </w:hyperlink>
+      <w:r>
+        <w:rPr>
+          <w:lang w:val="en_US" w:bidi="en_US"/>
+        </w:rPr>
+        <w:t>4:11</w:t>
+      </w:r>
       <w:r>
         <w:rPr>
           <w:lang w:val="en_US" w:bidi="en_US"/>
         </w:rPr>
         <w:t xml:space="preserve">, </w:t>
       </w:r>
-      <w:hyperlink r:id="rId78">
-        <w:r>
-          <w:rPr>
-            <w:lang w:val="en_US" w:bidi="en_US"/>
-          </w:rPr>
-          <w:rPr>
-            <w:color w:val="0000EE"/>
-            <w:u w:val="single"/>
-          </w:rPr>
-          <w:t>6:7</w:t>
-        </w:r>
-      </w:hyperlink>
+      <w:r>
+        <w:rPr>
+          <w:lang w:val="en_US" w:bidi="en_US"/>
+        </w:rPr>
+        <w:t>6:7</w:t>
+      </w:r>
       <w:r>
         <w:rPr>
           <w:lang w:val="en_US" w:bidi="en_US"/>
         </w:rPr>
         <w:t xml:space="preserve">, </w:t>
       </w:r>
-      <w:hyperlink r:id="rId79">
-        <w:r>
-          <w:rPr>
-            <w:lang w:val="en_US" w:bidi="en_US"/>
-          </w:rPr>
-          <w:rPr>
-            <w:color w:val="0000EE"/>
-            <w:u w:val="single"/>
-          </w:rPr>
-          <w:t>7:5</w:t>
-        </w:r>
-      </w:hyperlink>
+      <w:r>
+        <w:rPr>
+          <w:lang w:val="en_US" w:bidi="en_US"/>
+        </w:rPr>
+        <w:t>7:5</w:t>
+      </w:r>
       <w:r>
         <w:rPr>
           <w:lang w:val="en_US" w:bidi="en_US"/>
         </w:rPr>
         <w:t xml:space="preserve">, </w:t>
       </w:r>
-      <w:hyperlink r:id="rId80">
-        <w:r>
-          <w:rPr>
-            <w:lang w:val="en_US" w:bidi="en_US"/>
-          </w:rPr>
-          <w:rPr>
-            <w:color w:val="0000EE"/>
-            <w:u w:val="single"/>
-          </w:rPr>
-          <w:t>7:23</w:t>
-        </w:r>
-      </w:hyperlink>
+      <w:r>
+        <w:rPr>
+          <w:lang w:val="en_US" w:bidi="en_US"/>
+        </w:rPr>
+        <w:t>7:23</w:t>
+      </w:r>
       <w:r>
         <w:rPr>
           <w:lang w:val="en_US" w:bidi="en_US"/>
         </w:rPr>
         <w:t xml:space="preserve">, </w:t>
       </w:r>
-      <w:hyperlink r:id="rId43">
-        <w:r>
-          <w:rPr>
-            <w:lang w:val="en_US" w:bidi="en_US"/>
-          </w:rPr>
-          <w:rPr>
-            <w:color w:val="0000EE"/>
-            <w:u w:val="single"/>
-          </w:rPr>
-          <w:t>Ezr 5:3</w:t>
-        </w:r>
-      </w:hyperlink>
+      <w:r>
+        <w:rPr>
+          <w:lang w:val="en_US" w:bidi="en_US"/>
+        </w:rPr>
+        <w:t>Ezr 5:3</w:t>
+      </w:r>
       <w:r>
         <w:rPr>
           <w:lang w:val="en_US" w:bidi="en_US"/>
         </w:rPr>
         <w:t xml:space="preserve">; </w:t>
       </w:r>
-      <w:hyperlink r:id="rId81">
-        <w:r>
-          <w:rPr>
-            <w:lang w:val="en_US" w:bidi="en_US"/>
-          </w:rPr>
-          <w:rPr>
-            <w:color w:val="0000EE"/>
-            <w:u w:val="single"/>
-          </w:rPr>
-          <w:t>6:2</w:t>
-        </w:r>
-      </w:hyperlink>
+      <w:r>
+        <w:rPr>
+          <w:lang w:val="en_US" w:bidi="en_US"/>
+        </w:rPr>
+        <w:t>6:2</w:t>
+      </w:r>
       <w:r>
         <w:rPr>
           <w:lang w:val="en_US" w:bidi="en_US"/>
@@ -4971,18 +4491,12 @@
         </w:rPr>
         <w:t xml:space="preserve">): referring backwards, Ezr </w:t>
       </w:r>
-      <w:hyperlink r:id="rId82">
-        <w:r>
-          <w:rPr>
-            <w:lang w:val="en_US" w:bidi="en_US"/>
-          </w:rPr>
-          <w:rPr>
-            <w:color w:val="0000EE"/>
-            <w:u w:val="single"/>
-          </w:rPr>
-          <w:t>6:13</w:t>
-        </w:r>
-      </w:hyperlink>
+      <w:r>
+        <w:rPr>
+          <w:lang w:val="en_US" w:bidi="en_US"/>
+        </w:rPr>
+        <w:t>6:13</w:t>
+      </w:r>
       <w:r>
         <w:rPr>
           <w:lang w:val="en_US" w:bidi="en_US"/>
@@ -5026,18 +4540,12 @@
         </w:rPr>
         <w:t xml:space="preserve"> referring forwards, </w:t>
       </w:r>
-      <w:hyperlink r:id="rId83">
-        <w:r>
-          <w:rPr>
-            <w:lang w:val="en_US" w:bidi="en_US"/>
-          </w:rPr>
-          <w:rPr>
-            <w:color w:val="0000EE"/>
-            <w:u w:val="single"/>
-          </w:rPr>
-          <w:t>4:8</w:t>
-        </w:r>
-      </w:hyperlink>
+      <w:r>
+        <w:rPr>
+          <w:lang w:val="en_US" w:bidi="en_US"/>
+        </w:rPr>
+        <w:t>4:8</w:t>
+      </w:r>
       <w:r>
         <w:rPr>
           <w:lang w:val="en_US" w:bidi="en_US"/>
@@ -5081,18 +4589,12 @@
         </w:rPr>
         <w:t xml:space="preserve"> </w:t>
       </w:r>
-      <w:hyperlink r:id="rId84">
-        <w:r>
-          <w:rPr>
-            <w:lang w:val="en_US" w:bidi="en_US"/>
-          </w:rPr>
-          <w:rPr>
-            <w:color w:val="0000EE"/>
-            <w:u w:val="single"/>
-          </w:rPr>
-          <w:t>5:4</w:t>
-        </w:r>
-      </w:hyperlink>
+      <w:r>
+        <w:rPr>
+          <w:lang w:val="en_US" w:bidi="en_US"/>
+        </w:rPr>
+        <w:t>5:4</w:t>
+      </w:r>
       <w:r>
         <w:rPr>
           <w:lang w:val="en_US" w:bidi="en_US"/>
@@ -5123,18 +4625,12 @@
         </w:rPr>
         <w:t xml:space="preserve"> from v:</w:t>
       </w:r>
-      <w:hyperlink r:id="rId44">
-        <w:r>
-          <w:rPr>
-            <w:lang w:val="en_US" w:bidi="en_US"/>
-          </w:rPr>
-          <w:rPr>
-            <w:color w:val="0000EE"/>
-            <w:u w:val="single"/>
-          </w:rPr>
-          <w:t>9</w:t>
-        </w:r>
-      </w:hyperlink>
+      <w:r>
+        <w:rPr>
+          <w:lang w:val="en_US" w:bidi="en_US"/>
+        </w:rPr>
+        <w:t>9</w:t>
+      </w:r>
       <w:r>
         <w:rPr>
           <w:lang w:val="en_US" w:bidi="en_US"/>
@@ -5160,36 +4656,24 @@
         </w:rPr>
         <w:t>. 26), v:</w:t>
       </w:r>
-      <w:hyperlink r:id="rId44">
-        <w:r>
-          <w:rPr>
-            <w:lang w:val="en_US" w:bidi="en_US"/>
-          </w:rPr>
-          <w:rPr>
-            <w:color w:val="0000EE"/>
-            <w:u w:val="single"/>
-          </w:rPr>
-          <w:t>9</w:t>
-        </w:r>
-      </w:hyperlink>
+      <w:r>
+        <w:rPr>
+          <w:lang w:val="en_US" w:bidi="en_US"/>
+        </w:rPr>
+        <w:t>9</w:t>
+      </w:r>
       <w:r>
         <w:rPr>
           <w:lang w:val="en_US" w:bidi="en_US"/>
         </w:rPr>
         <w:t>, v:</w:t>
       </w:r>
-      <w:hyperlink r:id="rId40">
-        <w:r>
-          <w:rPr>
-            <w:lang w:val="en_US" w:bidi="en_US"/>
-          </w:rPr>
-          <w:rPr>
-            <w:color w:val="0000EE"/>
-            <w:u w:val="single"/>
-          </w:rPr>
-          <w:t>11</w:t>
-        </w:r>
-      </w:hyperlink>
+      <w:r>
+        <w:rPr>
+          <w:lang w:val="en_US" w:bidi="en_US"/>
+        </w:rPr>
+        <w:t>11</w:t>
+      </w:r>
       <w:r>
         <w:rPr>
           <w:lang w:val="en_US" w:bidi="en_US"/>
@@ -5436,18 +4920,12 @@
         </w:rPr>
         <w:t xml:space="preserve"> </w:t>
       </w:r>
-      <w:hyperlink r:id="rId48">
-        <w:r>
-          <w:rPr>
-            <w:lang w:val="en_US" w:bidi="en_US"/>
-          </w:rPr>
-          <w:rPr>
-            <w:color w:val="0000EE"/>
-            <w:u w:val="single"/>
-          </w:rPr>
-          <w:t>Dn 3:2</w:t>
-        </w:r>
-      </w:hyperlink>
+      <w:r>
+        <w:rPr>
+          <w:lang w:val="en_US" w:bidi="en_US"/>
+        </w:rPr>
+        <w:t>Dn 3:2</w:t>
+      </w:r>
       <w:r>
         <w:rPr>
           <w:lang w:val="en_US" w:bidi="en_US"/>
@@ -5517,36 +4995,24 @@
         </w:rPr>
         <w:t xml:space="preserve"> </w:t>
       </w:r>
-      <w:hyperlink r:id="rId52">
-        <w:r>
-          <w:rPr>
-            <w:lang w:val="en_US" w:bidi="en_US"/>
-          </w:rPr>
-          <w:rPr>
-            <w:color w:val="0000EE"/>
-            <w:u w:val="single"/>
-          </w:rPr>
-          <w:t>3:3</w:t>
-        </w:r>
-      </w:hyperlink>
+      <w:r>
+        <w:rPr>
+          <w:lang w:val="en_US" w:bidi="en_US"/>
+        </w:rPr>
+        <w:t>3:3</w:t>
+      </w:r>
       <w:r>
         <w:rPr>
           <w:lang w:val="en_US" w:bidi="en_US"/>
         </w:rPr>
         <w:t xml:space="preserve">, </w:t>
       </w:r>
-      <w:hyperlink r:id="rId85">
-        <w:r>
-          <w:rPr>
-            <w:lang w:val="en_US" w:bidi="en_US"/>
-          </w:rPr>
-          <w:rPr>
-            <w:color w:val="0000EE"/>
-            <w:u w:val="single"/>
-          </w:rPr>
-          <w:t>3:27</w:t>
-        </w:r>
-      </w:hyperlink>
+      <w:r>
+        <w:rPr>
+          <w:lang w:val="en_US" w:bidi="en_US"/>
+        </w:rPr>
+        <w:t>3:27</w:t>
+      </w:r>
       <w:r>
         <w:rPr>
           <w:lang w:val="en_US" w:bidi="en_US"/>
@@ -5927,18 +5393,12 @@
         </w:rPr>
         <w:t xml:space="preserve"> </w:t>
       </w:r>
-      <w:hyperlink r:id="rId86">
-        <w:r>
-          <w:rPr>
-            <w:lang w:val="en_US" w:bidi="en_US"/>
-          </w:rPr>
-          <w:rPr>
-            <w:color w:val="0000EE"/>
-            <w:u w:val="single"/>
-          </w:rPr>
-          <w:t>Ezr 5:6</w:t>
-        </w:r>
-      </w:hyperlink>
+      <w:r>
+        <w:rPr>
+          <w:lang w:val="en_US" w:bidi="en_US"/>
+        </w:rPr>
+        <w:t>Ezr 5:6</w:t>
+      </w:r>
       <w:r>
         <w:rPr>
           <w:lang w:val="en_US" w:bidi="en_US"/>
@@ -5957,108 +5417,72 @@
         </w:rPr>
         <w:t xml:space="preserve">- </w:t>
       </w:r>
-      <w:hyperlink r:id="rId87">
-        <w:r>
-          <w:rPr>
-            <w:lang w:val="en_US" w:bidi="en_US"/>
-          </w:rPr>
-          <w:rPr>
-            <w:color w:val="0000EE"/>
-            <w:u w:val="single"/>
-          </w:rPr>
-          <w:t>4:9</w:t>
-        </w:r>
-      </w:hyperlink>
+      <w:r>
+        <w:rPr>
+          <w:lang w:val="en_US" w:bidi="en_US"/>
+        </w:rPr>
+        <w:t>4:9</w:t>
+      </w:r>
       <w:r>
         <w:rPr>
           <w:lang w:val="en_US" w:bidi="en_US"/>
         </w:rPr>
         <w:t xml:space="preserve">, </w:t>
       </w:r>
-      <w:hyperlink r:id="rId88">
-        <w:r>
-          <w:rPr>
-            <w:lang w:val="en_US" w:bidi="en_US"/>
-          </w:rPr>
-          <w:rPr>
-            <w:color w:val="0000EE"/>
-            <w:u w:val="single"/>
-          </w:rPr>
-          <w:t>4:17</w:t>
-        </w:r>
-      </w:hyperlink>
+      <w:r>
+        <w:rPr>
+          <w:lang w:val="en_US" w:bidi="en_US"/>
+        </w:rPr>
+        <w:t>4:17</w:t>
+      </w:r>
       <w:r>
         <w:rPr>
           <w:lang w:val="en_US" w:bidi="en_US"/>
         </w:rPr>
         <w:t xml:space="preserve">, </w:t>
       </w:r>
-      <w:hyperlink r:id="rId89">
-        <w:r>
-          <w:rPr>
-            <w:lang w:val="en_US" w:bidi="en_US"/>
-          </w:rPr>
-          <w:rPr>
-            <w:color w:val="0000EE"/>
-            <w:u w:val="single"/>
-          </w:rPr>
-          <w:t>4:23</w:t>
-        </w:r>
-      </w:hyperlink>
+      <w:r>
+        <w:rPr>
+          <w:lang w:val="en_US" w:bidi="en_US"/>
+        </w:rPr>
+        <w:t>4:23</w:t>
+      </w:r>
       <w:r>
         <w:rPr>
           <w:lang w:val="en_US" w:bidi="en_US"/>
         </w:rPr>
         <w:t xml:space="preserve">, </w:t>
       </w:r>
-      <w:hyperlink r:id="rId43">
-        <w:r>
-          <w:rPr>
-            <w:lang w:val="en_US" w:bidi="en_US"/>
-          </w:rPr>
-          <w:rPr>
-            <w:color w:val="0000EE"/>
-            <w:u w:val="single"/>
-          </w:rPr>
-          <w:t>5:3</w:t>
-        </w:r>
-      </w:hyperlink>
+      <w:r>
+        <w:rPr>
+          <w:lang w:val="en_US" w:bidi="en_US"/>
+        </w:rPr>
+        <w:t>5:3</w:t>
+      </w:r>
       <w:r>
         <w:rPr>
           <w:lang w:val="en_US" w:bidi="en_US"/>
         </w:rPr>
         <w:t xml:space="preserve">, </w:t>
       </w:r>
-      <w:hyperlink r:id="rId90">
-        <w:r>
-          <w:rPr>
-            <w:lang w:val="en_US" w:bidi="en_US"/>
-          </w:rPr>
-          <w:rPr>
-            <w:color w:val="0000EE"/>
-            <w:u w:val="single"/>
-          </w:rPr>
-          <w:t>6:6</w:t>
-        </w:r>
-      </w:hyperlink>
+      <w:r>
+        <w:rPr>
+          <w:lang w:val="en_US" w:bidi="en_US"/>
+        </w:rPr>
+        <w:t>6:6</w:t>
+      </w:r>
       <w:r>
         <w:rPr>
           <w:lang w:val="en_US" w:bidi="en_US"/>
         </w:rPr>
         <w:t xml:space="preserve">, </w:t>
       </w:r>
-      <w:hyperlink r:id="rId82">
-        <w:r>
-          <w:rPr>
-            <w:lang w:val="en_US" w:bidi="en_US"/>
-          </w:rPr>
-          <w:rPr>
-            <w:color w:val="0000EE"/>
-            <w:u w:val="single"/>
-          </w:rPr>
-          <w:t>6:13</w:t>
-        </w:r>
-      </w:hyperlink>
+      <w:r>
+        <w:rPr>
+          <w:lang w:val="en_US" w:bidi="en_US"/>
+        </w:rPr>
+        <w:t>6:13</w:t>
+      </w:r>
       <w:r>
         <w:rPr>
           <w:lang w:val="en_US" w:bidi="en_US"/>
@@ -6250,18 +5674,12 @@
         </w:rPr>
         <w:t>:</w:t>
       </w:r>
-      <w:hyperlink r:id="rId91">
-        <w:r>
-          <w:rPr>
-            <w:lang w:val="en_US" w:bidi="en_US"/>
-          </w:rPr>
-          <w:rPr>
-            <w:color w:val="0000EE"/>
-            <w:u w:val="single"/>
-          </w:rPr>
-          <w:t>Dn 7:9</w:t>
-        </w:r>
-      </w:hyperlink>
+      <w:r>
+        <w:rPr>
+          <w:lang w:val="en_US" w:bidi="en_US"/>
+        </w:rPr>
+        <w:t>Dn 7:9</w:t>
+      </w:r>
       <w:r>
         <w:rPr>
           <w:lang w:val="en_US" w:bidi="en_US"/>
@@ -6280,18 +5698,12 @@
         </w:rPr>
         <w:t xml:space="preserve">: </w:t>
       </w:r>
-      <w:hyperlink r:id="rId92">
-        <w:r>
-          <w:rPr>
-            <w:lang w:val="en_US" w:bidi="en_US"/>
-          </w:rPr>
-          <w:rPr>
-            <w:color w:val="0000EE"/>
-            <w:u w:val="single"/>
-          </w:rPr>
-          <w:t>Dn 5:20</w:t>
-        </w:r>
-      </w:hyperlink>
+      <w:r>
+        <w:rPr>
+          <w:lang w:val="en_US" w:bidi="en_US"/>
+        </w:rPr>
+        <w:t>Dn 5:20</w:t>
+      </w:r>
       <w:r>
         <w:rPr>
           <w:lang w:val="en_US" w:bidi="en_US"/>
@@ -6310,18 +5722,12 @@
         </w:rPr>
         <w:t xml:space="preserve"> </w:t>
       </w:r>
-      <w:hyperlink r:id="rId91">
-        <w:r>
-          <w:rPr>
-            <w:lang w:val="en_US" w:bidi="en_US"/>
-          </w:rPr>
-          <w:rPr>
-            <w:color w:val="0000EE"/>
-            <w:u w:val="single"/>
-          </w:rPr>
-          <w:t>7:9</w:t>
-        </w:r>
-      </w:hyperlink>
+      <w:r>
+        <w:rPr>
+          <w:lang w:val="en_US" w:bidi="en_US"/>
+        </w:rPr>
+        <w:t>7:9</w:t>
+      </w:r>
       <w:r>
         <w:rPr>
           <w:lang w:val="en_US" w:bidi="en_US"/>
@@ -6352,18 +5758,12 @@
         </w:rPr>
         <w:t xml:space="preserve"> </w:t>
       </w:r>
-      <w:hyperlink r:id="rId91">
-        <w:r>
-          <w:rPr>
-            <w:lang w:val="en_US" w:bidi="en_US"/>
-          </w:rPr>
-          <w:rPr>
-            <w:color w:val="0000EE"/>
-            <w:u w:val="single"/>
-          </w:rPr>
-          <w:t>7:9</w:t>
-        </w:r>
-      </w:hyperlink>
+      <w:r>
+        <w:rPr>
+          <w:lang w:val="en_US" w:bidi="en_US"/>
+        </w:rPr>
+        <w:t>7:9</w:t>
+      </w:r>
       <w:r>
         <w:rPr>
           <w:lang w:val="en_US" w:bidi="en_US"/>
@@ -6495,18 +5895,12 @@
         </w:rPr>
         <w:t>:</w:t>
       </w:r>
-      <w:hyperlink r:id="rId93">
-        <w:r>
-          <w:rPr>
-            <w:lang w:val="en_US" w:bidi="en_US"/>
-          </w:rPr>
-          <w:rPr>
-            <w:color w:val="0000EE"/>
-            <w:u w:val="single"/>
-          </w:rPr>
-          <w:t>Ezr 7:17</w:t>
-        </w:r>
-      </w:hyperlink>
+      <w:r>
+        <w:rPr>
+          <w:lang w:val="en_US" w:bidi="en_US"/>
+        </w:rPr>
+        <w:t>Ezr 7:17</w:t>
+      </w:r>
       <w:r>
         <w:rPr>
           <w:lang w:val="en_US" w:bidi="en_US"/>
@@ -6525,18 +5919,12 @@
         </w:rPr>
         <w:t xml:space="preserve">: </w:t>
       </w:r>
-      <w:hyperlink r:id="rId94">
-        <w:r>
-          <w:rPr>
-            <w:lang w:val="en_US" w:bidi="en_US"/>
-          </w:rPr>
-          <w:rPr>
-            <w:color w:val="0000EE"/>
-            <w:u w:val="single"/>
-          </w:rPr>
-          <w:t>Ezr 7:15</w:t>
-        </w:r>
-      </w:hyperlink>
+      <w:r>
+        <w:rPr>
+          <w:lang w:val="en_US" w:bidi="en_US"/>
+        </w:rPr>
+        <w:t>Ezr 7:15</w:t>
+      </w:r>
       <w:r>
         <w:rPr>
           <w:lang w:val="en_US" w:bidi="en_US"/>
@@ -6555,18 +5943,12 @@
         </w:rPr>
         <w:t xml:space="preserve"> </w:t>
       </w:r>
-      <w:hyperlink r:id="rId95">
-        <w:r>
-          <w:rPr>
-            <w:lang w:val="en_US" w:bidi="en_US"/>
-          </w:rPr>
-          <w:rPr>
-            <w:color w:val="0000EE"/>
-            <w:u w:val="single"/>
-          </w:rPr>
-          <w:t>Dn 2:32</w:t>
-        </w:r>
-      </w:hyperlink>
+      <w:r>
+        <w:rPr>
+          <w:lang w:val="en_US" w:bidi="en_US"/>
+        </w:rPr>
+        <w:t>Dn 2:32</w:t>
+      </w:r>
       <w:r>
         <w:rPr>
           <w:lang w:val="en_US" w:bidi="en_US"/>
@@ -6585,18 +5967,12 @@
         </w:rPr>
         <w:t xml:space="preserve"> v:</w:t>
       </w:r>
-      <w:hyperlink r:id="rId64">
-        <w:r>
-          <w:rPr>
-            <w:lang w:val="en_US" w:bidi="en_US"/>
-          </w:rPr>
-          <w:rPr>
-            <w:color w:val="0000EE"/>
-            <w:u w:val="single"/>
-          </w:rPr>
-          <w:t>35</w:t>
-        </w:r>
-      </w:hyperlink>
+      <w:r>
+        <w:rPr>
+          <w:lang w:val="en_US" w:bidi="en_US"/>
+        </w:rPr>
+        <w:t>35</w:t>
+      </w:r>
       <w:r>
         <w:rPr>
           <w:lang w:val="en_US" w:bidi="en_US"/>
@@ -6616,90 +5992,60 @@
         </w:rPr>
         <w:t xml:space="preserve"> as material </w:t>
       </w:r>
-      <w:hyperlink r:id="rId95">
-        <w:r>
-          <w:rPr>
-            <w:lang w:val="en_US" w:bidi="en_US"/>
-          </w:rPr>
-          <w:rPr>
-            <w:color w:val="0000EE"/>
-            <w:u w:val="single"/>
-          </w:rPr>
-          <w:t>Dn 2:32</w:t>
-        </w:r>
-      </w:hyperlink>
+      <w:r>
+        <w:rPr>
+          <w:lang w:val="en_US" w:bidi="en_US"/>
+        </w:rPr>
+        <w:t>Dn 2:32</w:t>
+      </w:r>
       <w:r>
         <w:rPr>
           <w:lang w:val="en_US" w:bidi="en_US"/>
         </w:rPr>
         <w:t xml:space="preserve">, </w:t>
       </w:r>
-      <w:hyperlink r:id="rId64">
-        <w:r>
-          <w:rPr>
-            <w:lang w:val="en_US" w:bidi="en_US"/>
-          </w:rPr>
-          <w:rPr>
-            <w:color w:val="0000EE"/>
-            <w:u w:val="single"/>
-          </w:rPr>
-          <w:t>2:35</w:t>
-        </w:r>
-      </w:hyperlink>
+      <w:r>
+        <w:rPr>
+          <w:lang w:val="en_US" w:bidi="en_US"/>
+        </w:rPr>
+        <w:t>2:35</w:t>
+      </w:r>
       <w:r>
         <w:rPr>
           <w:lang w:val="en_US" w:bidi="en_US"/>
         </w:rPr>
         <w:t xml:space="preserve">, </w:t>
       </w:r>
-      <w:hyperlink r:id="rId96">
-        <w:r>
-          <w:rPr>
-            <w:lang w:val="en_US" w:bidi="en_US"/>
-          </w:rPr>
-          <w:rPr>
-            <w:color w:val="0000EE"/>
-            <w:u w:val="single"/>
-          </w:rPr>
-          <w:t>2:45</w:t>
-        </w:r>
-      </w:hyperlink>
+      <w:r>
+        <w:rPr>
+          <w:lang w:val="en_US" w:bidi="en_US"/>
+        </w:rPr>
+        <w:t>2:45</w:t>
+      </w:r>
       <w:r>
         <w:rPr>
           <w:lang w:val="en_US" w:bidi="en_US"/>
         </w:rPr>
         <w:t xml:space="preserve">, </w:t>
       </w:r>
-      <w:hyperlink r:id="rId97">
-        <w:r>
-          <w:rPr>
-            <w:lang w:val="en_US" w:bidi="en_US"/>
-          </w:rPr>
-          <w:rPr>
-            <w:color w:val="0000EE"/>
-            <w:u w:val="single"/>
-          </w:rPr>
-          <w:t>Ezr 5:14</w:t>
-        </w:r>
-      </w:hyperlink>
+      <w:r>
+        <w:rPr>
+          <w:lang w:val="en_US" w:bidi="en_US"/>
+        </w:rPr>
+        <w:t>Ezr 5:14</w:t>
+      </w:r>
       <w:r>
         <w:rPr>
           <w:lang w:val="en_US" w:bidi="en_US"/>
         </w:rPr>
         <w:t xml:space="preserve">, </w:t>
       </w:r>
-      <w:hyperlink r:id="rId98">
-        <w:r>
-          <w:rPr>
-            <w:lang w:val="en_US" w:bidi="en_US"/>
-          </w:rPr>
-          <w:rPr>
-            <w:color w:val="0000EE"/>
-            <w:u w:val="single"/>
-          </w:rPr>
-          <w:t>6:5</w:t>
-        </w:r>
-      </w:hyperlink>
+      <w:r>
+        <w:rPr>
+          <w:lang w:val="en_US" w:bidi="en_US"/>
+        </w:rPr>
+        <w:t>6:5</w:t>
+      </w:r>
       <w:r>
         <w:rPr>
           <w:lang w:val="en_US" w:bidi="en_US"/>
@@ -6719,90 +6065,60 @@
         </w:rPr>
         <w:t xml:space="preserve"> as money or its equivalent </w:t>
       </w:r>
-      <w:hyperlink r:id="rId93">
-        <w:r>
-          <w:rPr>
-            <w:lang w:val="en_US" w:bidi="en_US"/>
-          </w:rPr>
-          <w:rPr>
-            <w:color w:val="0000EE"/>
-            <w:u w:val="single"/>
-          </w:rPr>
-          <w:t>Ezr 7:17</w:t>
-        </w:r>
-      </w:hyperlink>
+      <w:r>
+        <w:rPr>
+          <w:lang w:val="en_US" w:bidi="en_US"/>
+        </w:rPr>
+        <w:t>Ezr 7:17</w:t>
+      </w:r>
       <w:r>
         <w:rPr>
           <w:lang w:val="en_US" w:bidi="en_US"/>
         </w:rPr>
         <w:t>, v:</w:t>
       </w:r>
-      <w:hyperlink r:id="rId94">
-        <w:r>
-          <w:rPr>
-            <w:lang w:val="en_US" w:bidi="en_US"/>
-          </w:rPr>
-          <w:rPr>
-            <w:color w:val="0000EE"/>
-            <w:u w:val="single"/>
-          </w:rPr>
-          <w:t>15</w:t>
-        </w:r>
-      </w:hyperlink>
+      <w:r>
+        <w:rPr>
+          <w:lang w:val="en_US" w:bidi="en_US"/>
+        </w:rPr>
+        <w:t>15</w:t>
+      </w:r>
       <w:r>
         <w:rPr>
           <w:lang w:val="en_US" w:bidi="en_US"/>
         </w:rPr>
         <w:t>, v:</w:t>
       </w:r>
-      <w:hyperlink r:id="rId33">
-        <w:r>
-          <w:rPr>
-            <w:lang w:val="en_US" w:bidi="en_US"/>
-          </w:rPr>
-          <w:rPr>
-            <w:color w:val="0000EE"/>
-            <w:u w:val="single"/>
-          </w:rPr>
-          <w:t>16</w:t>
-        </w:r>
-      </w:hyperlink>
+      <w:r>
+        <w:rPr>
+          <w:lang w:val="en_US" w:bidi="en_US"/>
+        </w:rPr>
+        <w:t>16</w:t>
+      </w:r>
       <w:r>
         <w:rPr>
           <w:lang w:val="en_US" w:bidi="en_US"/>
         </w:rPr>
         <w:t>, v:</w:t>
       </w:r>
-      <w:hyperlink r:id="rId99">
-        <w:r>
-          <w:rPr>
-            <w:lang w:val="en_US" w:bidi="en_US"/>
-          </w:rPr>
-          <w:rPr>
-            <w:color w:val="0000EE"/>
-            <w:u w:val="single"/>
-          </w:rPr>
-          <w:t>18</w:t>
-        </w:r>
-      </w:hyperlink>
+      <w:r>
+        <w:rPr>
+          <w:lang w:val="en_US" w:bidi="en_US"/>
+        </w:rPr>
+        <w:t>18</w:t>
+      </w:r>
       <w:r>
         <w:rPr>
           <w:lang w:val="en_US" w:bidi="en_US"/>
         </w:rPr>
         <w:t>, v:</w:t>
       </w:r>
-      <w:hyperlink r:id="rId37">
-        <w:r>
-          <w:rPr>
-            <w:lang w:val="en_US" w:bidi="en_US"/>
-          </w:rPr>
-          <w:rPr>
-            <w:color w:val="0000EE"/>
-            <w:u w:val="single"/>
-          </w:rPr>
-          <w:t>22</w:t>
-        </w:r>
-      </w:hyperlink>
+      <w:r>
+        <w:rPr>
+          <w:lang w:val="en_US" w:bidi="en_US"/>
+        </w:rPr>
+        <w:t>22</w:t>
+      </w:r>
       <w:r>
         <w:rPr>
           <w:lang w:val="en_US" w:bidi="en_US"/>
@@ -7212,18 +6528,12 @@
         </w:rPr>
         <w:t xml:space="preserve"> 224) </w:t>
       </w:r>
-      <w:hyperlink r:id="rId100">
-        <w:r>
-          <w:rPr>
-            <w:lang w:val="en_US" w:bidi="en_US"/>
-          </w:rPr>
-          <w:rPr>
-            <w:color w:val="0000EE"/>
-            <w:u w:val="single"/>
-          </w:rPr>
-          <w:t>Dn 3:21</w:t>
-        </w:r>
-      </w:hyperlink>
+      <w:r>
+        <w:rPr>
+          <w:lang w:val="en_US" w:bidi="en_US"/>
+        </w:rPr>
+        <w:t>Dn 3:21</w:t>
+      </w:r>
       <w:r>
         <w:rPr>
           <w:lang w:val="en_US" w:bidi="en_US"/>
@@ -7281,18 +6591,12 @@
         </w:rPr>
         <w:t xml:space="preserve"> </w:t>
       </w:r>
-      <w:hyperlink r:id="rId101">
-        <w:r>
-          <w:rPr>
-            <w:lang w:val="en_US" w:bidi="en_US"/>
-          </w:rPr>
-          <w:rPr>
-            <w:color w:val="0000EE"/>
-            <w:u w:val="single"/>
-          </w:rPr>
-          <w:t>Dn 3:20</w:t>
-        </w:r>
-      </w:hyperlink>
+      <w:r>
+        <w:rPr>
+          <w:lang w:val="en_US" w:bidi="en_US"/>
+        </w:rPr>
+        <w:t>Dn 3:20</w:t>
+      </w:r>
       <w:r>
         <w:rPr>
           <w:lang w:val="en_US" w:bidi="en_US"/>
@@ -7380,36 +6684,24 @@
         </w:rPr>
         <w:t xml:space="preserve"> v:</w:t>
       </w:r>
-      <w:hyperlink r:id="rId102">
-        <w:r>
-          <w:rPr>
-            <w:lang w:val="en_US" w:bidi="en_US"/>
-          </w:rPr>
-          <w:rPr>
-            <w:color w:val="0000EE"/>
-            <w:u w:val="single"/>
-          </w:rPr>
-          <w:t>23</w:t>
-        </w:r>
-      </w:hyperlink>
+      <w:r>
+        <w:rPr>
+          <w:lang w:val="en_US" w:bidi="en_US"/>
+        </w:rPr>
+        <w:t>23</w:t>
+      </w:r>
       <w:r>
         <w:rPr>
           <w:lang w:val="en_US" w:bidi="en_US"/>
         </w:rPr>
         <w:t>, v:</w:t>
       </w:r>
-      <w:hyperlink r:id="rId103">
-        <w:r>
-          <w:rPr>
-            <w:lang w:val="en_US" w:bidi="en_US"/>
-          </w:rPr>
-          <w:rPr>
-            <w:color w:val="0000EE"/>
-            <w:u w:val="single"/>
-          </w:rPr>
-          <w:t>24</w:t>
-        </w:r>
-      </w:hyperlink>
+      <w:r>
+        <w:rPr>
+          <w:lang w:val="en_US" w:bidi="en_US"/>
+        </w:rPr>
+        <w:t>24</w:t>
+      </w:r>
       <w:r>
         <w:rPr>
           <w:lang w:val="en_US" w:bidi="en_US"/>
@@ -7761,18 +7053,12 @@
         </w:rPr>
         <w:t xml:space="preserve"> 47. Beisp. 2) Dn</w:t>
       </w:r>
-      <w:hyperlink r:id="rId104">
-        <w:r>
-          <w:rPr>
-            <w:lang w:val="en_US" w:bidi="en_US"/>
-          </w:rPr>
-          <w:rPr>
-            <w:color w:val="0000EE"/>
-            <w:u w:val="single"/>
-          </w:rPr>
-          <w:t>7:15</w:t>
-        </w:r>
-      </w:hyperlink>
+      <w:r>
+        <w:rPr>
+          <w:lang w:val="en_US" w:bidi="en_US"/>
+        </w:rPr>
+        <w:t>7:15</w:t>
+      </w:r>
       <w:r>
         <w:rPr>
           <w:lang w:val="en_US" w:bidi="en_US"/>
@@ -8071,18 +7357,12 @@
         </w:rPr>
         <w:t xml:space="preserve"> </w:t>
       </w:r>
-      <w:hyperlink r:id="rId100">
-        <w:r>
-          <w:rPr>
-            <w:lang w:val="en_US" w:bidi="en_US"/>
-          </w:rPr>
-          <w:rPr>
-            <w:color w:val="0000EE"/>
-            <w:u w:val="single"/>
-          </w:rPr>
-          <w:t>Dn 3:21</w:t>
-        </w:r>
-      </w:hyperlink>
+      <w:r>
+        <w:rPr>
+          <w:lang w:val="en_US" w:bidi="en_US"/>
+        </w:rPr>
+        <w:t>Dn 3:21</w:t>
+      </w:r>
       <w:r>
         <w:rPr>
           <w:lang w:val="en_US" w:bidi="en_US"/>
@@ -8363,18 +7643,12 @@
         </w:rPr>
         <w:t>:</w:t>
       </w:r>
-      <w:hyperlink r:id="rId105">
-        <w:r>
-          <w:rPr>
-            <w:lang w:val="en_US" w:bidi="en_US"/>
-          </w:rPr>
-          <w:rPr>
-            <w:color w:val="0000EE"/>
-            <w:u w:val="single"/>
-          </w:rPr>
-          <w:t>Dn 5:29</w:t>
-        </w:r>
-      </w:hyperlink>
+      <w:r>
+        <w:rPr>
+          <w:lang w:val="en_US" w:bidi="en_US"/>
+        </w:rPr>
+        <w:t>Dn 5:29</w:t>
+      </w:r>
       <w:r>
         <w:rPr>
           <w:lang w:val="en_US" w:bidi="en_US"/>
@@ -8412,18 +7686,12 @@
         </w:rPr>
         <w:t xml:space="preserve"> </w:t>
       </w:r>
-      <w:hyperlink r:id="rId106">
-        <w:r>
-          <w:rPr>
-            <w:lang w:val="en_US" w:bidi="en_US"/>
-          </w:rPr>
-          <w:rPr>
-            <w:color w:val="0000EE"/>
-            <w:u w:val="single"/>
-          </w:rPr>
-          <w:t>Dn 3:4</w:t>
-        </w:r>
-      </w:hyperlink>
+      <w:r>
+        <w:rPr>
+          <w:lang w:val="en_US" w:bidi="en_US"/>
+        </w:rPr>
+        <w:t>Dn 3:4</w:t>
+      </w:r>
       <w:r>
         <w:rPr>
           <w:lang w:val="en_US" w:bidi="en_US"/>
@@ -8698,18 +7966,12 @@
         </w:rPr>
         <w:t xml:space="preserve"> </w:t>
       </w:r>
-      <w:hyperlink r:id="rId105">
-        <w:r>
-          <w:rPr>
-            <w:lang w:val="en_US" w:bidi="en_US"/>
-          </w:rPr>
-          <w:rPr>
-            <w:color w:val="0000EE"/>
-            <w:u w:val="single"/>
-          </w:rPr>
-          <w:t>Dn 5:29</w:t>
-        </w:r>
-      </w:hyperlink>
+      <w:r>
+        <w:rPr>
+          <w:lang w:val="en_US" w:bidi="en_US"/>
+        </w:rPr>
+        <w:t>Dn 5:29</w:t>
+      </w:r>
       <w:r>
         <w:rPr>
           <w:lang w:val="en_US" w:bidi="en_US"/>
@@ -9005,18 +8267,12 @@
         </w:rPr>
         <w:t xml:space="preserve"> </w:t>
       </w:r>
-      <w:hyperlink r:id="rId37">
-        <w:r>
-          <w:rPr>
-            <w:lang w:val="en_US" w:bidi="en_US"/>
-          </w:rPr>
-          <w:rPr>
-            <w:color w:val="0000EE"/>
-            <w:u w:val="single"/>
-          </w:rPr>
-          <w:t>Ezr 7:22</w:t>
-        </w:r>
-      </w:hyperlink>
+      <w:r>
+        <w:rPr>
+          <w:lang w:val="en_US" w:bidi="en_US"/>
+        </w:rPr>
+        <w:t>Ezr 7:22</w:t>
+      </w:r>
       <w:r>
         <w:rPr>
           <w:lang w:val="en_US" w:bidi="en_US"/>
@@ -9110,18 +8366,12 @@
         </w:rPr>
         <w:t xml:space="preserve">: </w:t>
       </w:r>
-      <w:hyperlink r:id="rId63">
-        <w:r>
-          <w:rPr>
-            <w:lang w:val="en_US" w:bidi="en_US"/>
-          </w:rPr>
-          <w:rPr>
-            <w:color w:val="0000EE"/>
-            <w:u w:val="single"/>
-          </w:rPr>
-          <w:t>Dn 2:10</w:t>
-        </w:r>
-      </w:hyperlink>
+      <w:r>
+        <w:rPr>
+          <w:lang w:val="en_US" w:bidi="en_US"/>
+        </w:rPr>
+        <w:t>Dn 2:10</w:t>
+      </w:r>
       <w:r>
         <w:rPr>
           <w:lang w:val="en_US" w:bidi="en_US"/>
@@ -9140,18 +8390,12 @@
         </w:rPr>
         <w:t xml:space="preserve"> </w:t>
       </w:r>
-      <w:hyperlink r:id="rId107">
-        <w:r>
-          <w:rPr>
-            <w:lang w:val="en_US" w:bidi="en_US"/>
-          </w:rPr>
-          <w:rPr>
-            <w:color w:val="0000EE"/>
-            <w:u w:val="single"/>
-          </w:rPr>
-          <w:t>Dn 5:30</w:t>
-        </w:r>
-      </w:hyperlink>
+      <w:r>
+        <w:rPr>
+          <w:lang w:val="en_US" w:bidi="en_US"/>
+        </w:rPr>
+        <w:t>Dn 5:30</w:t>
+      </w:r>
       <w:r>
         <w:rPr>
           <w:lang w:val="en_US" w:bidi="en_US"/>
@@ -9206,18 +8450,12 @@
         </w:rPr>
         <w:t xml:space="preserve"> </w:t>
       </w:r>
-      <w:hyperlink r:id="rId108">
-        <w:r>
-          <w:rPr>
-            <w:lang w:val="en_US" w:bidi="en_US"/>
-          </w:rPr>
-          <w:rPr>
-            <w:color w:val="0000EE"/>
-            <w:u w:val="single"/>
-          </w:rPr>
-          <w:t>Ezr 5:12</w:t>
-        </w:r>
-      </w:hyperlink>
+      <w:r>
+        <w:rPr>
+          <w:lang w:val="en_US" w:bidi="en_US"/>
+        </w:rPr>
+        <w:t>Ezr 5:12</w:t>
+      </w:r>
       <w:r>
         <w:rPr>
           <w:lang w:val="en_US" w:bidi="en_US"/>
@@ -9284,36 +8522,24 @@
         </w:rPr>
         <w:t xml:space="preserve"> </w:t>
       </w:r>
-      <w:hyperlink r:id="rId109">
-        <w:r>
-          <w:rPr>
-            <w:lang w:val="en_US" w:bidi="en_US"/>
-          </w:rPr>
-          <w:rPr>
-            <w:color w:val="0000EE"/>
-            <w:u w:val="single"/>
-          </w:rPr>
-          <w:t>3:8</w:t>
-        </w:r>
-      </w:hyperlink>
+      <w:r>
+        <w:rPr>
+          <w:lang w:val="en_US" w:bidi="en_US"/>
+        </w:rPr>
+        <w:t>3:8</w:t>
+      </w:r>
       <w:r>
         <w:rPr>
           <w:lang w:val="en_US" w:bidi="en_US"/>
         </w:rPr>
         <w:t xml:space="preserve">, </w:t>
       </w:r>
-      <w:hyperlink r:id="rId40">
-        <w:r>
-          <w:rPr>
-            <w:lang w:val="en_US" w:bidi="en_US"/>
-          </w:rPr>
-          <w:rPr>
-            <w:color w:val="0000EE"/>
-            <w:u w:val="single"/>
-          </w:rPr>
-          <w:t>5:11</w:t>
-        </w:r>
-      </w:hyperlink>
+      <w:r>
+        <w:rPr>
+          <w:lang w:val="en_US" w:bidi="en_US"/>
+        </w:rPr>
+        <w:t>5:11</w:t>
+      </w:r>
       <w:r>
         <w:rPr>
           <w:lang w:val="en_US" w:bidi="en_US"/>
@@ -9368,72 +8594,48 @@
         </w:rPr>
         <w:t xml:space="preserve">, </w:t>
       </w:r>
-      <w:hyperlink r:id="rId110">
-        <w:r>
-          <w:rPr>
-            <w:lang w:val="en_US" w:bidi="en_US"/>
-          </w:rPr>
-          <w:rPr>
-            <w:color w:val="0000EE"/>
-            <w:u w:val="single"/>
-          </w:rPr>
-          <w:t>Dn 2:5</w:t>
-        </w:r>
-      </w:hyperlink>
+      <w:r>
+        <w:rPr>
+          <w:lang w:val="en_US" w:bidi="en_US"/>
+        </w:rPr>
+        <w:t>Dn 2:5</w:t>
+      </w:r>
       <w:r>
         <w:rPr>
           <w:lang w:val="en_US" w:bidi="en_US"/>
         </w:rPr>
         <w:t xml:space="preserve">, </w:t>
       </w:r>
-      <w:hyperlink r:id="rId63">
-        <w:r>
-          <w:rPr>
-            <w:lang w:val="en_US" w:bidi="en_US"/>
-          </w:rPr>
-          <w:rPr>
-            <w:color w:val="0000EE"/>
-            <w:u w:val="single"/>
-          </w:rPr>
-          <w:t>2:10</w:t>
-        </w:r>
-      </w:hyperlink>
+      <w:r>
+        <w:rPr>
+          <w:lang w:val="en_US" w:bidi="en_US"/>
+        </w:rPr>
+        <w:t>2:10</w:t>
+      </w:r>
       <w:r>
         <w:rPr>
           <w:lang w:val="en_US" w:bidi="en_US"/>
         </w:rPr>
         <w:t xml:space="preserve">, </w:t>
       </w:r>
-      <w:hyperlink r:id="rId111">
-        <w:r>
-          <w:rPr>
-            <w:lang w:val="en_US" w:bidi="en_US"/>
-          </w:rPr>
-          <w:rPr>
-            <w:color w:val="0000EE"/>
-            <w:u w:val="single"/>
-          </w:rPr>
-          <w:t>4:4</w:t>
-        </w:r>
-      </w:hyperlink>
+      <w:r>
+        <w:rPr>
+          <w:lang w:val="en_US" w:bidi="en_US"/>
+        </w:rPr>
+        <w:t>4:4</w:t>
+      </w:r>
       <w:r>
         <w:rPr>
           <w:lang w:val="en_US" w:bidi="en_US"/>
         </w:rPr>
         <w:t xml:space="preserve">, </w:t>
       </w:r>
-      <w:hyperlink r:id="rId60">
-        <w:r>
-          <w:rPr>
-            <w:lang w:val="en_US" w:bidi="en_US"/>
-          </w:rPr>
-          <w:rPr>
-            <w:color w:val="0000EE"/>
-            <w:u w:val="single"/>
-          </w:rPr>
-          <w:t>5:7</w:t>
-        </w:r>
-      </w:hyperlink>
+      <w:r>
+        <w:rPr>
+          <w:lang w:val="en_US" w:bidi="en_US"/>
+        </w:rPr>
+        <w:t>5:7</w:t>
+      </w:r>
       <w:r>
         <w:rPr>
           <w:lang w:val="en_US" w:bidi="en_US"/>
@@ -9466,54 +8668,36 @@
         </w:rPr>
         <w:t xml:space="preserve"> By race </w:t>
       </w:r>
-      <w:hyperlink r:id="rId112">
-        <w:r>
-          <w:rPr>
-            <w:lang w:val="en_US" w:bidi="en_US"/>
-          </w:rPr>
-          <w:rPr>
-            <w:color w:val="0000EE"/>
-            <w:u w:val="single"/>
-          </w:rPr>
-          <w:t>Dn 3:8</w:t>
-        </w:r>
-      </w:hyperlink>
+      <w:r>
+        <w:rPr>
+          <w:lang w:val="en_US" w:bidi="en_US"/>
+        </w:rPr>
+        <w:t>Dn 3:8</w:t>
+      </w:r>
       <w:r>
         <w:rPr>
           <w:lang w:val="en_US" w:bidi="en_US"/>
         </w:rPr>
         <w:t xml:space="preserve">, </w:t>
       </w:r>
-      <w:hyperlink r:id="rId107">
-        <w:r>
-          <w:rPr>
-            <w:lang w:val="en_US" w:bidi="en_US"/>
-          </w:rPr>
-          <w:rPr>
-            <w:color w:val="0000EE"/>
-            <w:u w:val="single"/>
-          </w:rPr>
-          <w:t>5:30</w:t>
-        </w:r>
-      </w:hyperlink>
+      <w:r>
+        <w:rPr>
+          <w:lang w:val="en_US" w:bidi="en_US"/>
+        </w:rPr>
+        <w:t>5:30</w:t>
+      </w:r>
       <w:r>
         <w:rPr>
           <w:lang w:val="en_US" w:bidi="en_US"/>
         </w:rPr>
         <w:t xml:space="preserve">, </w:t>
       </w:r>
-      <w:hyperlink r:id="rId108">
-        <w:r>
-          <w:rPr>
-            <w:lang w:val="en_US" w:bidi="en_US"/>
-          </w:rPr>
-          <w:rPr>
-            <w:color w:val="0000EE"/>
-            <w:u w:val="single"/>
-          </w:rPr>
-          <w:t>Ezr 5:12</w:t>
-        </w:r>
-      </w:hyperlink>
+      <w:r>
+        <w:rPr>
+          <w:lang w:val="en_US" w:bidi="en_US"/>
+        </w:rPr>
+        <w:t>Ezr 5:12</w:t>
+      </w:r>
       <w:r>
         <w:rPr>
           <w:lang w:val="en_US" w:bidi="en_US"/>
@@ -9558,108 +8742,72 @@
         </w:rPr>
         <w:t xml:space="preserve">), </w:t>
       </w:r>
-      <w:hyperlink r:id="rId110">
-        <w:r>
-          <w:rPr>
-            <w:lang w:val="en_US" w:bidi="en_US"/>
-          </w:rPr>
-          <w:rPr>
-            <w:color w:val="0000EE"/>
-            <w:u w:val="single"/>
-          </w:rPr>
-          <w:t>Dn 2:5</w:t>
-        </w:r>
-      </w:hyperlink>
+      <w:r>
+        <w:rPr>
+          <w:lang w:val="en_US" w:bidi="en_US"/>
+        </w:rPr>
+        <w:t>Dn 2:5</w:t>
+      </w:r>
       <w:r>
         <w:rPr>
           <w:lang w:val="en_US" w:bidi="en_US"/>
         </w:rPr>
         <w:t xml:space="preserve">, </w:t>
       </w:r>
-      <w:hyperlink r:id="rId63">
-        <w:r>
-          <w:rPr>
-            <w:lang w:val="en_US" w:bidi="en_US"/>
-          </w:rPr>
-          <w:rPr>
-            <w:color w:val="0000EE"/>
-            <w:u w:val="single"/>
-          </w:rPr>
-          <w:t>2:10</w:t>
-        </w:r>
-      </w:hyperlink>
+      <w:r>
+        <w:rPr>
+          <w:lang w:val="en_US" w:bidi="en_US"/>
+        </w:rPr>
+        <w:t>2:10</w:t>
+      </w:r>
       <w:r>
         <w:rPr>
           <w:lang w:val="en_US" w:bidi="en_US"/>
         </w:rPr>
         <w:t xml:space="preserve">, </w:t>
       </w:r>
-      <w:hyperlink r:id="rId63">
-        <w:r>
-          <w:rPr>
-            <w:lang w:val="en_US" w:bidi="en_US"/>
-          </w:rPr>
-          <w:rPr>
-            <w:color w:val="0000EE"/>
-            <w:u w:val="single"/>
-          </w:rPr>
-          <w:t>2:10</w:t>
-        </w:r>
-      </w:hyperlink>
+      <w:r>
+        <w:rPr>
+          <w:lang w:val="en_US" w:bidi="en_US"/>
+        </w:rPr>
+        <w:t>2:10</w:t>
+      </w:r>
       <w:r>
         <w:rPr>
           <w:lang w:val="en_US" w:bidi="en_US"/>
         </w:rPr>
         <w:t xml:space="preserve">, </w:t>
       </w:r>
-      <w:hyperlink r:id="rId111">
-        <w:r>
-          <w:rPr>
-            <w:lang w:val="en_US" w:bidi="en_US"/>
-          </w:rPr>
-          <w:rPr>
-            <w:color w:val="0000EE"/>
-            <w:u w:val="single"/>
-          </w:rPr>
-          <w:t>4:4</w:t>
-        </w:r>
-      </w:hyperlink>
+      <w:r>
+        <w:rPr>
+          <w:lang w:val="en_US" w:bidi="en_US"/>
+        </w:rPr>
+        <w:t>4:4</w:t>
+      </w:r>
       <w:r>
         <w:rPr>
           <w:lang w:val="en_US" w:bidi="en_US"/>
         </w:rPr>
         <w:t xml:space="preserve">, </w:t>
       </w:r>
-      <w:hyperlink r:id="rId60">
-        <w:r>
-          <w:rPr>
-            <w:lang w:val="en_US" w:bidi="en_US"/>
-          </w:rPr>
-          <w:rPr>
-            <w:color w:val="0000EE"/>
-            <w:u w:val="single"/>
-          </w:rPr>
-          <w:t>5:7</w:t>
-        </w:r>
-      </w:hyperlink>
+      <w:r>
+        <w:rPr>
+          <w:lang w:val="en_US" w:bidi="en_US"/>
+        </w:rPr>
+        <w:t>5:7</w:t>
+      </w:r>
       <w:r>
         <w:rPr>
           <w:lang w:val="en_US" w:bidi="en_US"/>
         </w:rPr>
         <w:t xml:space="preserve">, </w:t>
       </w:r>
-      <w:hyperlink r:id="rId113">
-        <w:r>
-          <w:rPr>
-            <w:lang w:val="en_US" w:bidi="en_US"/>
-          </w:rPr>
-          <w:rPr>
-            <w:color w:val="0000EE"/>
-            <w:u w:val="single"/>
-          </w:rPr>
-          <w:t>5:11</w:t>
-        </w:r>
-      </w:hyperlink>
+      <w:r>
+        <w:rPr>
+          <w:lang w:val="en_US" w:bidi="en_US"/>
+        </w:rPr>
+        <w:t>5:11</w:t>
+      </w:r>
       <w:r>
         <w:rPr>
           <w:lang w:val="en_US" w:bidi="en_US"/>
@@ -9809,18 +8957,12 @@
         </w:rPr>
         <w:t xml:space="preserve">: </w:t>
       </w:r>
-      <w:hyperlink r:id="rId114">
-        <w:r>
-          <w:rPr>
-            <w:lang w:val="en_US" w:bidi="en_US"/>
-          </w:rPr>
-          <w:rPr>
-            <w:color w:val="0000EE"/>
-            <w:u w:val="single"/>
-          </w:rPr>
-          <w:t>Dn 6:26</w:t>
-        </w:r>
-      </w:hyperlink>
+      <w:r>
+        <w:rPr>
+          <w:lang w:val="en_US" w:bidi="en_US"/>
+        </w:rPr>
+        <w:t>Dn 6:26</w:t>
+      </w:r>
       <w:r>
         <w:rPr>
           <w:lang w:val="en_US" w:bidi="en_US"/>
@@ -9845,18 +8987,12 @@
         </w:rPr>
         <w:t xml:space="preserve"> + orat. rect., </w:t>
       </w:r>
-      <w:hyperlink r:id="rId115">
-        <w:r>
-          <w:rPr>
-            <w:lang w:val="en_US" w:bidi="en_US"/>
-          </w:rPr>
-          <w:rPr>
-            <w:color w:val="0000EE"/>
-            <w:u w:val="single"/>
-          </w:rPr>
-          <w:t>7:1</w:t>
-        </w:r>
-      </w:hyperlink>
+      <w:r>
+        <w:rPr>
+          <w:lang w:val="en_US" w:bidi="en_US"/>
+        </w:rPr>
+        <w:t>7:1</w:t>
+      </w:r>
       <w:r>
         <w:rPr>
           <w:lang w:val="en_US" w:bidi="en_US"/>
@@ -9875,18 +9011,12 @@
         </w:rPr>
         <w:t xml:space="preserve"> </w:t>
       </w:r>
-      <w:hyperlink r:id="rId83">
-        <w:r>
-          <w:rPr>
-            <w:lang w:val="en_US" w:bidi="en_US"/>
-          </w:rPr>
-          <w:rPr>
-            <w:color w:val="0000EE"/>
-            <w:u w:val="single"/>
-          </w:rPr>
-          <w:t>Ezr 4:8</w:t>
-        </w:r>
-      </w:hyperlink>
+      <w:r>
+        <w:rPr>
+          <w:lang w:val="en_US" w:bidi="en_US"/>
+        </w:rPr>
+        <w:t>Ezr 4:8</w:t>
+      </w:r>
       <w:r>
         <w:rPr>
           <w:lang w:val="en_US" w:bidi="en_US"/>
@@ -9923,18 +9053,12 @@
         </w:rPr>
         <w:t>נִכְתּוּב</w:t>
       </w:r>
-      <w:hyperlink r:id="rId116">
-        <w:r>
-          <w:rPr>
-            <w:lang w:val="en_US" w:bidi="en_US"/>
-          </w:rPr>
-          <w:rPr>
-            <w:color w:val="0000EE"/>
-            <w:u w:val="single"/>
-          </w:rPr>
-          <w:t>5:10</w:t>
-        </w:r>
-      </w:hyperlink>
+      <w:r>
+        <w:rPr>
+          <w:lang w:val="en_US" w:bidi="en_US"/>
+        </w:rPr>
+        <w:t>5:10</w:t>
+      </w:r>
       <w:r>
         <w:rPr>
           <w:lang w:val="en_US" w:bidi="en_US"/>
@@ -9966,18 +9090,12 @@
         </w:rPr>
         <w:t xml:space="preserve"> </w:t>
       </w:r>
-      <w:hyperlink r:id="rId117">
-        <w:r>
-          <w:rPr>
-            <w:lang w:val="en_US" w:bidi="en_US"/>
-          </w:rPr>
-          <w:rPr>
-            <w:color w:val="0000EE"/>
-            <w:u w:val="single"/>
-          </w:rPr>
-          <w:t>Dn 5:5</w:t>
-        </w:r>
-      </w:hyperlink>
+      <w:r>
+        <w:rPr>
+          <w:lang w:val="en_US" w:bidi="en_US"/>
+        </w:rPr>
+        <w:t>Dn 5:5</w:t>
+      </w:r>
       <w:r>
         <w:rPr>
           <w:lang w:val="en_US" w:bidi="en_US"/>
@@ -10008,18 +9126,12 @@
         </w:rPr>
         <w:t xml:space="preserve"> v:</w:t>
       </w:r>
-      <w:hyperlink r:id="rId117">
-        <w:r>
-          <w:rPr>
-            <w:lang w:val="en_US" w:bidi="en_US"/>
-          </w:rPr>
-          <w:rPr>
-            <w:color w:val="0000EE"/>
-            <w:u w:val="single"/>
-          </w:rPr>
-          <w:t>5</w:t>
-        </w:r>
-      </w:hyperlink>
+      <w:r>
+        <w:rPr>
+          <w:lang w:val="en_US" w:bidi="en_US"/>
+        </w:rPr>
+        <w:t>5</w:t>
+      </w:r>
       <w:r>
         <w:rPr>
           <w:lang w:val="en_US" w:bidi="en_US"/>
@@ -10108,18 +9220,12 @@
         </w:rPr>
         <w:t>כְּ תִּיב</w:t>
       </w:r>
-      <w:hyperlink r:id="rId74">
-        <w:r>
-          <w:rPr>
-            <w:lang w:val="en_US" w:bidi="en_US"/>
-          </w:rPr>
-          <w:rPr>
-            <w:color w:val="0000EE"/>
-            <w:u w:val="single"/>
-          </w:rPr>
-          <w:t>Ezr 5:7</w:t>
-        </w:r>
-      </w:hyperlink>
+      <w:r>
+        <w:rPr>
+          <w:lang w:val="en_US" w:bidi="en_US"/>
+        </w:rPr>
+        <w:t>Ezr 5:7</w:t>
+      </w:r>
       <w:r>
         <w:rPr>
           <w:lang w:val="en_US" w:bidi="en_US"/>
@@ -10151,18 +9257,12 @@
         </w:rPr>
         <w:t xml:space="preserve">: </w:t>
       </w:r>
-      <w:hyperlink r:id="rId81">
-        <w:r>
-          <w:rPr>
-            <w:lang w:val="en_US" w:bidi="en_US"/>
-          </w:rPr>
-          <w:rPr>
-            <w:color w:val="0000EE"/>
-            <w:u w:val="single"/>
-          </w:rPr>
-          <w:t>6:2</w:t>
-        </w:r>
-      </w:hyperlink>
+      <w:r>
+        <w:rPr>
+          <w:lang w:val="en_US" w:bidi="en_US"/>
+        </w:rPr>
+        <w:t>6:2</w:t>
+      </w:r>
       <w:r>
         <w:rPr>
           <w:lang w:val="en_US" w:bidi="en_US"/>
@@ -10232,18 +9332,12 @@
         </w:rPr>
         <w:t>:</w:t>
       </w:r>
-      <w:hyperlink r:id="rId60">
-        <w:r>
-          <w:rPr>
-            <w:lang w:val="en_US" w:bidi="en_US"/>
-          </w:rPr>
-          <w:rPr>
-            <w:color w:val="0000EE"/>
-            <w:u w:val="single"/>
-          </w:rPr>
-          <w:t>Dn 5:7</w:t>
-        </w:r>
-      </w:hyperlink>
+      <w:r>
+        <w:rPr>
+          <w:lang w:val="en_US" w:bidi="en_US"/>
+        </w:rPr>
+        <w:t>Dn 5:7</w:t>
+      </w:r>
       <w:r>
         <w:rPr>
           <w:lang w:val="en_US" w:bidi="en_US"/>
@@ -10275,18 +9369,12 @@
         </w:rPr>
         <w:t xml:space="preserve"> </w:t>
       </w:r>
-      <w:hyperlink r:id="rId37">
-        <w:r>
-          <w:rPr>
-            <w:lang w:val="en_US" w:bidi="en_US"/>
-          </w:rPr>
-          <w:rPr>
-            <w:color w:val="0000EE"/>
-            <w:u w:val="single"/>
-          </w:rPr>
-          <w:t>Ezr 7:22</w:t>
-        </w:r>
-      </w:hyperlink>
+      <w:r>
+        <w:rPr>
+          <w:lang w:val="en_US" w:bidi="en_US"/>
+        </w:rPr>
+        <w:t>Ezr 7:22</w:t>
+      </w:r>
       <w:r>
         <w:rPr>
           <w:lang w:val="en_US" w:bidi="en_US"/>
@@ -10360,18 +9448,12 @@
         </w:rPr>
         <w:t xml:space="preserve">: </w:t>
       </w:r>
-      <w:hyperlink r:id="rId18">
-        <w:r>
-          <w:rPr>
-            <w:lang w:val="en_US" w:bidi="en_US"/>
-          </w:rPr>
-          <w:rPr>
-            <w:color w:val="0000EE"/>
-            <w:u w:val="single"/>
-          </w:rPr>
-          <w:t>6:18</w:t>
-        </w:r>
-      </w:hyperlink>
+      <w:r>
+        <w:rPr>
+          <w:lang w:val="en_US" w:bidi="en_US"/>
+        </w:rPr>
+        <w:t>6:18</w:t>
+      </w:r>
       <w:r>
         <w:rPr>
           <w:lang w:val="en_US" w:bidi="en_US"/>
@@ -10384,18 +9466,12 @@
         </w:rPr>
         <w:t>כְּתָבָא</w:t>
       </w:r>
-      <w:hyperlink r:id="rId28">
-        <w:r>
-          <w:rPr>
-            <w:lang w:val="en_US" w:bidi="en_US"/>
-          </w:rPr>
-          <w:rPr>
-            <w:color w:val="0000EE"/>
-            <w:u w:val="single"/>
-          </w:rPr>
-          <w:t>Dn 5:8</w:t>
-        </w:r>
-      </w:hyperlink>
+      <w:r>
+        <w:rPr>
+          <w:lang w:val="en_US" w:bidi="en_US"/>
+        </w:rPr>
+        <w:t>Dn 5:8</w:t>
+      </w:r>
       <w:r>
         <w:rPr>
           <w:lang w:val="en_US" w:bidi="en_US"/>
@@ -10414,36 +9490,24 @@
         </w:rPr>
         <w:t xml:space="preserve"> </w:t>
       </w:r>
-      <w:hyperlink r:id="rId60">
-        <w:r>
-          <w:rPr>
-            <w:lang w:val="en_US" w:bidi="en_US"/>
-          </w:rPr>
-          <w:rPr>
-            <w:color w:val="0000EE"/>
-            <w:u w:val="single"/>
-          </w:rPr>
-          <w:t>5:7</w:t>
-        </w:r>
-      </w:hyperlink>
+      <w:r>
+        <w:rPr>
+          <w:lang w:val="en_US" w:bidi="en_US"/>
+        </w:rPr>
+        <w:t>5:7</w:t>
+      </w:r>
       <w:r>
         <w:rPr>
           <w:lang w:val="en_US" w:bidi="en_US"/>
         </w:rPr>
         <w:t xml:space="preserve">, </w:t>
       </w:r>
-      <w:hyperlink r:id="rId29">
-        <w:r>
-          <w:rPr>
-            <w:lang w:val="en_US" w:bidi="en_US"/>
-          </w:rPr>
-          <w:rPr>
-            <w:color w:val="0000EE"/>
-            <w:u w:val="single"/>
-          </w:rPr>
-          <w:t>5:15</w:t>
-        </w:r>
-      </w:hyperlink>
+      <w:r>
+        <w:rPr>
+          <w:lang w:val="en_US" w:bidi="en_US"/>
+        </w:rPr>
+        <w:t>5:15</w:t>
+      </w:r>
       <w:r>
         <w:rPr>
           <w:lang w:val="en_US" w:bidi="en_US"/>
@@ -10476,126 +9540,84 @@
         </w:rPr>
         <w:t xml:space="preserve"> (on wall) </w:t>
       </w:r>
-      <w:hyperlink r:id="rId60">
-        <w:r>
-          <w:rPr>
-            <w:lang w:val="en_US" w:bidi="en_US"/>
-          </w:rPr>
-          <w:rPr>
-            <w:color w:val="0000EE"/>
-            <w:u w:val="single"/>
-          </w:rPr>
-          <w:t>Dn 5:7</w:t>
-        </w:r>
-      </w:hyperlink>
+      <w:r>
+        <w:rPr>
+          <w:lang w:val="en_US" w:bidi="en_US"/>
+        </w:rPr>
+        <w:t>Dn 5:7</w:t>
+      </w:r>
       <w:r>
         <w:rPr>
           <w:lang w:val="en_US" w:bidi="en_US"/>
         </w:rPr>
         <w:t xml:space="preserve">, </w:t>
       </w:r>
-      <w:hyperlink r:id="rId28">
-        <w:r>
-          <w:rPr>
-            <w:lang w:val="en_US" w:bidi="en_US"/>
-          </w:rPr>
-          <w:rPr>
-            <w:color w:val="0000EE"/>
-            <w:u w:val="single"/>
-          </w:rPr>
-          <w:t>5:8</w:t>
-        </w:r>
-      </w:hyperlink>
+      <w:r>
+        <w:rPr>
+          <w:lang w:val="en_US" w:bidi="en_US"/>
+        </w:rPr>
+        <w:t>5:8</w:t>
+      </w:r>
       <w:r>
         <w:rPr>
           <w:lang w:val="en_US" w:bidi="en_US"/>
         </w:rPr>
         <w:t xml:space="preserve">, </w:t>
       </w:r>
-      <w:hyperlink r:id="rId29">
-        <w:r>
-          <w:rPr>
-            <w:lang w:val="en_US" w:bidi="en_US"/>
-          </w:rPr>
-          <w:rPr>
-            <w:color w:val="0000EE"/>
-            <w:u w:val="single"/>
-          </w:rPr>
-          <w:t>5:15</w:t>
-        </w:r>
-      </w:hyperlink>
+      <w:r>
+        <w:rPr>
+          <w:lang w:val="en_US" w:bidi="en_US"/>
+        </w:rPr>
+        <w:t>5:15</w:t>
+      </w:r>
       <w:r>
         <w:rPr>
           <w:lang w:val="en_US" w:bidi="en_US"/>
         </w:rPr>
         <w:t xml:space="preserve">, </w:t>
       </w:r>
-      <w:hyperlink r:id="rId118">
-        <w:r>
-          <w:rPr>
-            <w:lang w:val="en_US" w:bidi="en_US"/>
-          </w:rPr>
-          <w:rPr>
-            <w:color w:val="0000EE"/>
-            <w:u w:val="single"/>
-          </w:rPr>
-          <w:t>5:16</w:t>
-        </w:r>
-      </w:hyperlink>
+      <w:r>
+        <w:rPr>
+          <w:lang w:val="en_US" w:bidi="en_US"/>
+        </w:rPr>
+        <w:t>5:16</w:t>
+      </w:r>
       <w:r>
         <w:rPr>
           <w:lang w:val="en_US" w:bidi="en_US"/>
         </w:rPr>
         <w:t xml:space="preserve">, </w:t>
       </w:r>
-      <w:hyperlink r:id="rId119">
-        <w:r>
-          <w:rPr>
-            <w:lang w:val="en_US" w:bidi="en_US"/>
-          </w:rPr>
-          <w:rPr>
-            <w:color w:val="0000EE"/>
-            <w:u w:val="single"/>
-          </w:rPr>
-          <w:t>5:17</w:t>
-        </w:r>
-      </w:hyperlink>
+      <w:r>
+        <w:rPr>
+          <w:lang w:val="en_US" w:bidi="en_US"/>
+        </w:rPr>
+        <w:t>5:17</w:t>
+      </w:r>
       <w:r>
         <w:rPr>
           <w:lang w:val="en_US" w:bidi="en_US"/>
         </w:rPr>
         <w:t xml:space="preserve">, </w:t>
       </w:r>
-      <w:hyperlink r:id="rId120">
-        <w:r>
-          <w:rPr>
-            <w:lang w:val="en_US" w:bidi="en_US"/>
-          </w:rPr>
-          <w:rPr>
-            <w:color w:val="0000EE"/>
-            <w:u w:val="single"/>
-          </w:rPr>
-          <w:t>5:24</w:t>
-        </w:r>
-      </w:hyperlink>
+      <w:r>
+        <w:rPr>
+          <w:lang w:val="en_US" w:bidi="en_US"/>
+        </w:rPr>
+        <w:t>5:24</w:t>
+      </w:r>
       <w:r>
         <w:rPr>
           <w:lang w:val="en_US" w:bidi="en_US"/>
         </w:rPr>
         <w:t xml:space="preserve">, </w:t>
       </w:r>
-      <w:hyperlink r:id="rId121">
-        <w:r>
-          <w:rPr>
-            <w:lang w:val="en_US" w:bidi="en_US"/>
-          </w:rPr>
-          <w:rPr>
-            <w:color w:val="0000EE"/>
-            <w:u w:val="single"/>
-          </w:rPr>
-          <w:t>5:25</w:t>
-        </w:r>
-      </w:hyperlink>
+      <w:r>
+        <w:rPr>
+          <w:lang w:val="en_US" w:bidi="en_US"/>
+        </w:rPr>
+        <w:t>5:25</w:t>
+      </w:r>
       <w:r>
         <w:rPr>
           <w:lang w:val="en_US" w:bidi="en_US"/>
@@ -10628,54 +9650,36 @@
         </w:rPr>
         <w:t xml:space="preserve"> </w:t>
       </w:r>
-      <w:hyperlink r:id="rId122">
-        <w:r>
-          <w:rPr>
-            <w:lang w:val="en_US" w:bidi="en_US"/>
-          </w:rPr>
-          <w:rPr>
-            <w:color w:val="0000EE"/>
-            <w:u w:val="single"/>
-          </w:rPr>
-          <w:t>6:9</w:t>
-        </w:r>
-      </w:hyperlink>
+      <w:r>
+        <w:rPr>
+          <w:lang w:val="en_US" w:bidi="en_US"/>
+        </w:rPr>
+        <w:t>6:9</w:t>
+      </w:r>
       <w:r>
         <w:rPr>
           <w:lang w:val="en_US" w:bidi="en_US"/>
         </w:rPr>
         <w:t xml:space="preserve">, </w:t>
       </w:r>
-      <w:hyperlink r:id="rId123">
-        <w:r>
-          <w:rPr>
-            <w:lang w:val="en_US" w:bidi="en_US"/>
-          </w:rPr>
-          <w:rPr>
-            <w:color w:val="0000EE"/>
-            <w:u w:val="single"/>
-          </w:rPr>
-          <w:t>6:10</w:t>
-        </w:r>
-      </w:hyperlink>
+      <w:r>
+        <w:rPr>
+          <w:lang w:val="en_US" w:bidi="en_US"/>
+        </w:rPr>
+        <w:t>6:10</w:t>
+      </w:r>
       <w:r>
         <w:rPr>
           <w:lang w:val="en_US" w:bidi="en_US"/>
         </w:rPr>
         <w:t xml:space="preserve">, </w:t>
       </w:r>
-      <w:hyperlink r:id="rId36">
-        <w:r>
-          <w:rPr>
-            <w:lang w:val="en_US" w:bidi="en_US"/>
-          </w:rPr>
-          <w:rPr>
-            <w:color w:val="0000EE"/>
-            <w:u w:val="single"/>
-          </w:rPr>
-          <w:t>6:11</w:t>
-        </w:r>
-      </w:hyperlink>
+      <w:r>
+        <w:rPr>
+          <w:lang w:val="en_US" w:bidi="en_US"/>
+        </w:rPr>
+        <w:t>6:11</w:t>
+      </w:r>
       <w:r>
         <w:rPr>
           <w:lang w:val="en_US" w:bidi="en_US"/>
@@ -10708,36 +9712,24 @@
         </w:rPr>
         <w:t xml:space="preserve"> </w:t>
       </w:r>
-      <w:hyperlink r:id="rId18">
-        <w:r>
-          <w:rPr>
-            <w:lang w:val="en_US" w:bidi="en_US"/>
-          </w:rPr>
-          <w:rPr>
-            <w:color w:val="0000EE"/>
-            <w:u w:val="single"/>
-          </w:rPr>
-          <w:t>Ezr 6:18</w:t>
-        </w:r>
-      </w:hyperlink>
+      <w:r>
+        <w:rPr>
+          <w:lang w:val="en_US" w:bidi="en_US"/>
+        </w:rPr>
+        <w:t>Ezr 6:18</w:t>
+      </w:r>
       <w:r>
         <w:rPr>
           <w:lang w:val="en_US" w:bidi="en_US"/>
         </w:rPr>
         <w:t xml:space="preserve">, </w:t>
       </w:r>
-      <w:hyperlink r:id="rId37">
-        <w:r>
-          <w:rPr>
-            <w:lang w:val="en_US" w:bidi="en_US"/>
-          </w:rPr>
-          <w:rPr>
-            <w:color w:val="0000EE"/>
-            <w:u w:val="single"/>
-          </w:rPr>
-          <w:t>7:22</w:t>
-        </w:r>
-      </w:hyperlink>
+      <w:r>
+        <w:rPr>
+          <w:lang w:val="en_US" w:bidi="en_US"/>
+        </w:rPr>
+        <w:t>7:22</w:t>
+      </w:r>
       <w:r>
         <w:rPr>
           <w:lang w:val="en_US" w:bidi="en_US"/>
@@ -10874,18 +9866,12 @@
         </w:rPr>
         <w:t xml:space="preserve">: </w:t>
       </w:r>
-      <w:hyperlink r:id="rId117">
-        <w:r>
-          <w:rPr>
-            <w:lang w:val="en_US" w:bidi="en_US"/>
-          </w:rPr>
-          <w:rPr>
-            <w:color w:val="0000EE"/>
-            <w:u w:val="single"/>
-          </w:rPr>
-          <w:t>Dn 5:5</w:t>
-        </w:r>
-      </w:hyperlink>
+      <w:r>
+        <w:rPr>
+          <w:lang w:val="en_US" w:bidi="en_US"/>
+        </w:rPr>
+        <w:t>Dn 5:5</w:t>
+      </w:r>
       <w:r>
         <w:rPr>
           <w:lang w:val="en_US" w:bidi="en_US"/>
@@ -10916,18 +9902,12 @@
         </w:rPr>
         <w:t xml:space="preserve"> </w:t>
       </w:r>
-      <w:hyperlink r:id="rId124">
-        <w:r>
-          <w:rPr>
-            <w:lang w:val="en_US" w:bidi="en_US"/>
-          </w:rPr>
-          <w:rPr>
-            <w:color w:val="0000EE"/>
-            <w:u w:val="single"/>
-          </w:rPr>
-          <w:t>Ezr 5:8</w:t>
-        </w:r>
-      </w:hyperlink>
+      <w:r>
+        <w:rPr>
+          <w:lang w:val="en_US" w:bidi="en_US"/>
+        </w:rPr>
+        <w:t>Ezr 5:8</w:t>
+      </w:r>
       <w:r>
         <w:rPr>
           <w:lang w:val="en_US" w:bidi="en_US"/>
